--- a/작업일지/졸업작품 작업일지 - 20+30주차.docx
+++ b/작업일지/졸업작품 작업일지 - 20+30주차.docx
@@ -179,7 +179,6 @@
                 <w:sz w:val="22"/>
               </w:rPr>
             </w:pPr>
-            <w:proofErr w:type="spellStart"/>
             <w:r>
               <w:rPr>
                 <w:rFonts w:hint="eastAsia"/>
@@ -188,7 +187,6 @@
               </w:rPr>
               <w:t>팀명</w:t>
             </w:r>
-            <w:proofErr w:type="spellEnd"/>
           </w:p>
         </w:tc>
         <w:tc>
@@ -286,7 +284,6 @@
             <w:pPr>
               <w:jc w:val="center"/>
               <w:rPr>
-                <w:rFonts w:hint="eastAsia"/>
                 <w:b/>
               </w:rPr>
             </w:pPr>
@@ -502,7 +499,6 @@
             <w:pPr>
               <w:jc w:val="left"/>
               <w:rPr>
-                <w:rFonts w:hint="eastAsia"/>
                 <w:b/>
               </w:rPr>
             </w:pPr>
@@ -615,28 +611,12 @@
               </w:rPr>
               <w:t xml:space="preserve"> </w:t>
             </w:r>
-            <w:proofErr w:type="spellStart"/>
-            <w:r>
-              <w:rPr>
-                <w:b/>
-              </w:rPr>
-              <w:t>고블린</w:t>
-            </w:r>
-            <w:proofErr w:type="spellEnd"/>
-            <w:r>
-              <w:rPr>
-                <w:b/>
-              </w:rPr>
-              <w:t xml:space="preserve"> 시체 소멸 및 </w:t>
-            </w:r>
-            <w:proofErr w:type="spellStart"/>
-            <w:r>
-              <w:rPr>
-                <w:b/>
-              </w:rPr>
-              <w:t>리스폰</w:t>
-            </w:r>
-            <w:proofErr w:type="spellEnd"/>
+            <w:r>
+              <w:rPr>
+                <w:b/>
+              </w:rPr>
+              <w:t>고블린 시체 소멸 및 리스폰</w:t>
+            </w:r>
             <w:r>
               <w:rPr>
                 <w:rFonts w:hint="eastAsia"/>
@@ -674,6 +654,9 @@
           <w:p>
             <w:pPr>
               <w:jc w:val="left"/>
+              <w:rPr>
+                <w:rFonts w:hint="eastAsia"/>
+              </w:rPr>
             </w:pPr>
             <w:r>
               <w:rPr>
@@ -808,7 +791,7 @@
         </w:rPr>
         <w:t>), Open Dynamics Engine(</w:t>
       </w:r>
-      <w:hyperlink r:id="rId8" w:history="1">
+      <w:hyperlink r:id="rId8" w:anchor="sec_3_7_0" w:history="1">
         <w:r>
           <w:rPr>
             <w:rStyle w:val="a6"/>
@@ -897,23 +880,7 @@
           <w:rFonts w:hint="eastAsia"/>
           <w:sz w:val="22"/>
         </w:rPr>
-        <w:t xml:space="preserve"> </w:t>
-      </w:r>
-      <w:proofErr w:type="spellStart"/>
-      <w:r>
-        <w:rPr>
-          <w:rFonts w:hint="eastAsia"/>
-          <w:sz w:val="22"/>
-        </w:rPr>
-        <w:t>충격량을</w:t>
-      </w:r>
-      <w:proofErr w:type="spellEnd"/>
-      <w:r>
-        <w:rPr>
-          <w:rFonts w:hint="eastAsia"/>
-          <w:sz w:val="22"/>
-        </w:rPr>
-        <w:t xml:space="preserve"> 완화한다.</w:t>
+        <w:t xml:space="preserve"> 충격량을 완화한다.</w:t>
       </w:r>
       <w:r>
         <w:rPr>
@@ -960,39 +927,7 @@
           <w:rFonts w:hint="eastAsia"/>
           <w:sz w:val="22"/>
         </w:rPr>
-        <w:t>ODE에서 사용하는 Error Reduction Parameter의 경우 우리도 split impulse(</w:t>
-      </w:r>
-      <w:proofErr w:type="spellStart"/>
-      <w:r>
-        <w:rPr>
-          <w:rFonts w:hint="eastAsia"/>
-          <w:sz w:val="22"/>
-        </w:rPr>
-        <w:t>solvePosition</w:t>
-      </w:r>
-      <w:proofErr w:type="spellEnd"/>
-      <w:r>
-        <w:rPr>
-          <w:rFonts w:hint="eastAsia"/>
-          <w:sz w:val="22"/>
-        </w:rPr>
-        <w:t xml:space="preserve"> 함수에서 작용해주는 </w:t>
-      </w:r>
-      <w:proofErr w:type="spellStart"/>
-      <w:r>
-        <w:rPr>
-          <w:rFonts w:hint="eastAsia"/>
-          <w:sz w:val="22"/>
-        </w:rPr>
-        <w:t>충격량</w:t>
-      </w:r>
-      <w:proofErr w:type="spellEnd"/>
-      <w:r>
-        <w:rPr>
-          <w:rFonts w:hint="eastAsia"/>
-          <w:sz w:val="22"/>
-        </w:rPr>
-        <w:t>)로 비슷한 구현을 하고 있음</w:t>
+        <w:t>ODE에서 사용하는 Error Reduction Parameter의 경우 우리도 split impulse(solvePosition 함수에서 작용해주는 충격량)로 비슷한 구현을 하고 있음</w:t>
       </w:r>
     </w:p>
     <w:p>
@@ -1026,23 +961,7 @@
           <w:rFonts w:hint="eastAsia"/>
           <w:sz w:val="22"/>
         </w:rPr>
-        <w:t xml:space="preserve">안정적으로 수렴할 수 있도록 함 (CFM이 개별 iteration에서 </w:t>
-      </w:r>
-      <w:proofErr w:type="spellStart"/>
-      <w:r>
-        <w:rPr>
-          <w:rFonts w:hint="eastAsia"/>
-          <w:sz w:val="22"/>
-        </w:rPr>
-        <w:t>충격량</w:t>
-      </w:r>
-      <w:proofErr w:type="spellEnd"/>
-      <w:r>
-        <w:rPr>
-          <w:rFonts w:hint="eastAsia"/>
-          <w:sz w:val="22"/>
-        </w:rPr>
-        <w:t xml:space="preserve"> 완화를 하는 것과는 달리, damping은 iteration이 계속될수록 앞선 iteration의 영향이 줄어드는 효과)</w:t>
+        <w:t>안정적으로 수렴할 수 있도록 함 (CFM이 개별 iteration에서 충격량 완화를 하는 것과는 달리, damping은 iteration이 계속될수록 앞선 iteration의 영향이 줄어드는 효과)</w:t>
       </w:r>
     </w:p>
     <w:p>
@@ -1058,37 +977,12 @@
           <w:sz w:val="22"/>
         </w:rPr>
       </w:pPr>
-      <w:proofErr w:type="spellStart"/>
-      <w:r>
-        <w:rPr>
-          <w:rFonts w:hint="eastAsia"/>
-          <w:sz w:val="22"/>
-        </w:rPr>
-        <w:t>쿼터니언의</w:t>
-      </w:r>
-      <w:proofErr w:type="spellEnd"/>
-      <w:r>
-        <w:rPr>
-          <w:rFonts w:hint="eastAsia"/>
-          <w:sz w:val="22"/>
-        </w:rPr>
-        <w:t xml:space="preserve"> 경우 q와 -q는 동일한 회전을 나타내는데, </w:t>
-      </w:r>
-      <w:proofErr w:type="spellStart"/>
-      <w:r>
-        <w:rPr>
-          <w:rFonts w:hint="eastAsia"/>
-          <w:sz w:val="22"/>
-        </w:rPr>
-        <w:t>쿼터니언으로부터</w:t>
-      </w:r>
-      <w:proofErr w:type="spellEnd"/>
-      <w:r>
-        <w:rPr>
-          <w:rFonts w:hint="eastAsia"/>
-          <w:sz w:val="22"/>
-        </w:rPr>
-        <w:t xml:space="preserve"> 각도나 회전축</w:t>
+      <w:r>
+        <w:rPr>
+          <w:rFonts w:hint="eastAsia"/>
+          <w:sz w:val="22"/>
+        </w:rPr>
+        <w:t>쿼터니언의 경우 q와 -q는 동일한 회전을 나타내는데, 쿼터니언으로부터 각도나 회전축</w:t>
       </w:r>
       <w:r>
         <w:rPr>
@@ -1114,23 +1008,7 @@
           <w:rFonts w:hint="eastAsia"/>
           <w:sz w:val="22"/>
         </w:rPr>
-        <w:t xml:space="preserve">발생한다. 따라서, </w:t>
-      </w:r>
-      <w:proofErr w:type="spellStart"/>
-      <w:r>
-        <w:rPr>
-          <w:rFonts w:hint="eastAsia"/>
-          <w:sz w:val="22"/>
-        </w:rPr>
-        <w:t>쿼터니언으로부터</w:t>
-      </w:r>
-      <w:proofErr w:type="spellEnd"/>
-      <w:r>
-        <w:rPr>
-          <w:rFonts w:hint="eastAsia"/>
-          <w:sz w:val="22"/>
-        </w:rPr>
-        <w:t xml:space="preserve"> 각도와 회전축을 추출할 때에는 </w:t>
+        <w:t xml:space="preserve">발생한다. 따라서, 쿼터니언으로부터 각도와 회전축을 추출할 때에는 </w:t>
       </w:r>
       <w:proofErr w:type="gramStart"/>
       <w:r>
@@ -1216,7 +1094,6 @@
           <w:sz w:val="22"/>
         </w:rPr>
       </w:pPr>
-      <w:proofErr w:type="spellStart"/>
       <w:r>
         <w:rPr>
           <w:sz w:val="22"/>
@@ -1228,15 +1105,7 @@
           <w:rFonts w:hint="eastAsia"/>
           <w:sz w:val="22"/>
         </w:rPr>
-        <w:t>elf collision</w:t>
-      </w:r>
-      <w:proofErr w:type="spellEnd"/>
-      <w:r>
-        <w:rPr>
-          <w:rFonts w:hint="eastAsia"/>
-          <w:sz w:val="22"/>
-        </w:rPr>
-        <w:t xml:space="preserve"> 구현</w:t>
+        <w:t>elf collision 구현</w:t>
       </w:r>
     </w:p>
     <w:p>
@@ -1258,23 +1127,7 @@
           <w:sz w:val="22"/>
         </w:rPr>
         <w:lastRenderedPageBreak/>
-        <w:t xml:space="preserve">서로 부모-자식 관계에 있는 ragdoll body는 joint constraint로 </w:t>
-      </w:r>
-      <w:proofErr w:type="spellStart"/>
-      <w:r>
-        <w:rPr>
-          <w:rFonts w:hint="eastAsia"/>
-          <w:sz w:val="22"/>
-        </w:rPr>
-        <w:t>묶여있고</w:t>
-      </w:r>
-      <w:proofErr w:type="spellEnd"/>
-      <w:r>
-        <w:rPr>
-          <w:rFonts w:hint="eastAsia"/>
-          <w:sz w:val="22"/>
-        </w:rPr>
-        <w:t xml:space="preserve"> 별도의 contact constraint를 발생시키지 않는 편이 안정적이다.</w:t>
+        <w:t>서로 부모-자식 관계에 있는 ragdoll body는 joint constraint로 묶여있고 별도의 contact constraint를 발생시키지 않는 편이 안정적이다.</w:t>
       </w:r>
     </w:p>
     <w:p>
@@ -1303,17 +1156,8 @@
           <w:rFonts w:hint="eastAsia"/>
           <w:sz w:val="22"/>
         </w:rPr>
-        <w:t xml:space="preserve">body들 </w:t>
-      </w:r>
-      <w:proofErr w:type="spellStart"/>
-      <w:r>
-        <w:rPr>
-          <w:rFonts w:hint="eastAsia"/>
-          <w:sz w:val="22"/>
-        </w:rPr>
-        <w:t>끼리만</w:t>
-      </w:r>
-      <w:proofErr w:type="spellEnd"/>
+        <w:t>body들 끼리만</w:t>
+      </w:r>
       <w:proofErr w:type="gramEnd"/>
       <w:r>
         <w:rPr>
@@ -1354,32 +1198,15 @@
         <w:ind w:leftChars="0"/>
         <w:jc w:val="left"/>
         <w:rPr>
-          <w:rFonts w:hint="eastAsia"/>
-          <w:sz w:val="22"/>
-        </w:rPr>
-      </w:pPr>
-      <w:r>
-        <w:rPr>
-          <w:rFonts w:hint="eastAsia"/>
-          <w:sz w:val="22"/>
-        </w:rPr>
-        <w:t xml:space="preserve">상체 </w:t>
-      </w:r>
-      <w:proofErr w:type="spellStart"/>
-      <w:r>
-        <w:rPr>
-          <w:rFonts w:hint="eastAsia"/>
-          <w:sz w:val="22"/>
-        </w:rPr>
-        <w:t>휴머노이드</w:t>
-      </w:r>
-      <w:proofErr w:type="spellEnd"/>
-      <w:r>
-        <w:rPr>
-          <w:rFonts w:hint="eastAsia"/>
-          <w:sz w:val="22"/>
-        </w:rPr>
-        <w:t xml:space="preserve"> ragdoll</w:t>
+          <w:sz w:val="22"/>
+        </w:rPr>
+      </w:pPr>
+      <w:r>
+        <w:rPr>
+          <w:rFonts w:hint="eastAsia"/>
+          <w:sz w:val="22"/>
+        </w:rPr>
+        <w:t>상체 휴머노이드 ragdoll</w:t>
       </w:r>
       <w:r>
         <w:rPr>
@@ -1454,23 +1281,7 @@
           <w:rFonts w:hint="eastAsia"/>
           <w:sz w:val="22"/>
         </w:rPr>
-        <w:t xml:space="preserve">하체 </w:t>
-      </w:r>
-      <w:proofErr w:type="spellStart"/>
-      <w:r>
-        <w:rPr>
-          <w:rFonts w:hint="eastAsia"/>
-          <w:sz w:val="22"/>
-        </w:rPr>
-        <w:t>휴머노이드</w:t>
-      </w:r>
-      <w:proofErr w:type="spellEnd"/>
-      <w:r>
-        <w:rPr>
-          <w:rFonts w:hint="eastAsia"/>
-          <w:sz w:val="22"/>
-        </w:rPr>
-        <w:t xml:space="preserve"> ragdoll</w:t>
+        <w:t>하체 휴머노이드 ragdoll</w:t>
       </w:r>
       <w:r>
         <w:rPr>
@@ -1539,38 +1350,13 @@
           <w:sz w:val="22"/>
         </w:rPr>
       </w:pPr>
-      <w:proofErr w:type="spellStart"/>
       <w:r>
         <w:rPr>
           <w:rFonts w:hint="eastAsia"/>
           <w:sz w:val="22"/>
         </w:rPr>
         <w:lastRenderedPageBreak/>
-        <w:t>완전체</w:t>
-      </w:r>
-      <w:proofErr w:type="spellEnd"/>
-      <w:r>
-        <w:rPr>
-          <w:rFonts w:hint="eastAsia"/>
-          <w:sz w:val="22"/>
-        </w:rPr>
-        <w:t xml:space="preserve"> </w:t>
-      </w:r>
-      <w:proofErr w:type="spellStart"/>
-      <w:r>
-        <w:rPr>
-          <w:rFonts w:hint="eastAsia"/>
-          <w:sz w:val="22"/>
-        </w:rPr>
-        <w:t>휴머노이드</w:t>
-      </w:r>
-      <w:proofErr w:type="spellEnd"/>
-      <w:r>
-        <w:rPr>
-          <w:rFonts w:hint="eastAsia"/>
-          <w:sz w:val="22"/>
-        </w:rPr>
-        <w:t xml:space="preserve"> ragdoll</w:t>
+        <w:t>완전체 휴머노이드 ragdoll</w:t>
       </w:r>
       <w:r>
         <w:rPr>
@@ -1672,23 +1458,7 @@
           <w:rFonts w:hint="eastAsia"/>
           <w:sz w:val="22"/>
         </w:rPr>
-        <w:t xml:space="preserve">ua script를 이용해 타임라인 이벤트, 스킬 </w:t>
-      </w:r>
-      <w:proofErr w:type="spellStart"/>
-      <w:r>
-        <w:rPr>
-          <w:rFonts w:hint="eastAsia"/>
-          <w:sz w:val="22"/>
-        </w:rPr>
-        <w:t>설정값들을</w:t>
-      </w:r>
-      <w:proofErr w:type="spellEnd"/>
-      <w:r>
-        <w:rPr>
-          <w:rFonts w:hint="eastAsia"/>
-          <w:sz w:val="22"/>
-        </w:rPr>
-        <w:t xml:space="preserve"> 표현</w:t>
+        <w:t>ua script를 이용해 타임라인 이벤트, 스킬 설정값들을 표현</w:t>
       </w:r>
     </w:p>
     <w:p>
@@ -1743,135 +1513,7 @@
           <w:rFonts w:hint="eastAsia"/>
           <w:sz w:val="22"/>
         </w:rPr>
-        <w:t xml:space="preserve">타임라인 이벤트로는 </w:t>
-      </w:r>
-      <w:proofErr w:type="spellStart"/>
-      <w:r>
-        <w:rPr>
-          <w:rFonts w:hint="eastAsia"/>
-          <w:sz w:val="22"/>
-        </w:rPr>
-        <w:t>SpawnHitBox</w:t>
-      </w:r>
-      <w:proofErr w:type="spellEnd"/>
-      <w:r>
-        <w:rPr>
-          <w:rFonts w:hint="eastAsia"/>
-          <w:sz w:val="22"/>
-        </w:rPr>
-        <w:t xml:space="preserve">, </w:t>
-      </w:r>
-      <w:proofErr w:type="spellStart"/>
-      <w:r>
-        <w:rPr>
-          <w:rFonts w:hint="eastAsia"/>
-          <w:sz w:val="22"/>
-        </w:rPr>
-        <w:t>DestroyHitBox</w:t>
-      </w:r>
-      <w:proofErr w:type="spellEnd"/>
-      <w:r>
-        <w:rPr>
-          <w:rFonts w:hint="eastAsia"/>
-          <w:sz w:val="22"/>
-        </w:rPr>
-        <w:t xml:space="preserve">, </w:t>
-      </w:r>
-      <w:proofErr w:type="spellStart"/>
-      <w:r>
-        <w:rPr>
-          <w:rFonts w:hint="eastAsia"/>
-          <w:sz w:val="22"/>
-        </w:rPr>
-        <w:t>PlayAnimation</w:t>
-      </w:r>
-      <w:proofErr w:type="spellEnd"/>
-      <w:r>
-        <w:rPr>
-          <w:rFonts w:hint="eastAsia"/>
-          <w:sz w:val="22"/>
-        </w:rPr>
-        <w:t xml:space="preserve">, </w:t>
-      </w:r>
-      <w:proofErr w:type="spellStart"/>
-      <w:r>
-        <w:rPr>
-          <w:rFonts w:hint="eastAsia"/>
-          <w:sz w:val="22"/>
-        </w:rPr>
-        <w:t>PlayVFX</w:t>
-      </w:r>
-      <w:proofErr w:type="spellEnd"/>
-      <w:r>
-        <w:rPr>
-          <w:rFonts w:hint="eastAsia"/>
-          <w:sz w:val="22"/>
-        </w:rPr>
-        <w:t xml:space="preserve">, </w:t>
-      </w:r>
-      <w:proofErr w:type="spellStart"/>
-      <w:r>
-        <w:rPr>
-          <w:rFonts w:hint="eastAsia"/>
-          <w:sz w:val="22"/>
-        </w:rPr>
-        <w:t>SendGameplayEvent</w:t>
-      </w:r>
-      <w:proofErr w:type="spellEnd"/>
-      <w:r>
-        <w:rPr>
-          <w:rFonts w:hint="eastAsia"/>
-          <w:sz w:val="22"/>
-        </w:rPr>
-        <w:t xml:space="preserve">, </w:t>
-      </w:r>
-      <w:proofErr w:type="spellStart"/>
-      <w:r>
-        <w:rPr>
-          <w:rFonts w:hint="eastAsia"/>
-          <w:sz w:val="22"/>
-        </w:rPr>
-        <w:t>ModifyStat</w:t>
-      </w:r>
-      <w:proofErr w:type="spellEnd"/>
-      <w:r>
-        <w:rPr>
-          <w:rFonts w:hint="eastAsia"/>
-          <w:sz w:val="22"/>
-        </w:rPr>
-        <w:t xml:space="preserve">, </w:t>
-      </w:r>
-      <w:proofErr w:type="spellStart"/>
-      <w:r>
-        <w:rPr>
-          <w:rFonts w:hint="eastAsia"/>
-          <w:sz w:val="22"/>
-        </w:rPr>
-        <w:t>ApplyImpulse</w:t>
-      </w:r>
-      <w:proofErr w:type="spellEnd"/>
-      <w:r>
-        <w:rPr>
-          <w:rFonts w:hint="eastAsia"/>
-          <w:sz w:val="22"/>
-        </w:rPr>
-        <w:t xml:space="preserve">, </w:t>
-      </w:r>
-      <w:proofErr w:type="spellStart"/>
-      <w:r>
-        <w:rPr>
-          <w:rFonts w:hint="eastAsia"/>
-          <w:sz w:val="22"/>
-        </w:rPr>
-        <w:t>CameraShake</w:t>
-      </w:r>
-      <w:proofErr w:type="spellEnd"/>
-      <w:r>
-        <w:rPr>
-          <w:rFonts w:hint="eastAsia"/>
-          <w:sz w:val="22"/>
-        </w:rPr>
-        <w:t xml:space="preserve"> 등이 있음</w:t>
+        <w:t>타임라인 이벤트로는 SpawnHitBox, DestroyHitBox, PlayAnimation, PlayVFX, SendGameplayEvent, ModifyStat, ApplyImpulse, CameraShake 등이 있음</w:t>
       </w:r>
     </w:p>
     <w:p>
@@ -1887,21 +1529,12 @@
           <w:sz w:val="22"/>
         </w:rPr>
       </w:pPr>
-      <w:proofErr w:type="spellStart"/>
-      <w:r>
-        <w:rPr>
-          <w:rFonts w:hint="eastAsia"/>
-          <w:sz w:val="22"/>
-        </w:rPr>
-        <w:t>HitBox</w:t>
-      </w:r>
-      <w:proofErr w:type="spellEnd"/>
-      <w:r>
-        <w:rPr>
-          <w:rFonts w:hint="eastAsia"/>
-          <w:sz w:val="22"/>
-        </w:rPr>
-        <w:t>의 경우 그룹 및 그룹별 hit cooldown을 지정해 중복 피격 등을 방지</w:t>
+      <w:r>
+        <w:rPr>
+          <w:rFonts w:hint="eastAsia"/>
+          <w:sz w:val="22"/>
+        </w:rPr>
+        <w:t>HitBox의 경우 그룹 및 그룹별 hit cooldown을 지정해 중복 피격 등을 방지</w:t>
       </w:r>
     </w:p>
     <w:p>
@@ -1917,37 +1550,12 @@
           <w:sz w:val="22"/>
         </w:rPr>
       </w:pPr>
-      <w:proofErr w:type="spellStart"/>
-      <w:r>
-        <w:rPr>
-          <w:rFonts w:hint="eastAsia"/>
-          <w:sz w:val="22"/>
-        </w:rPr>
-        <w:t>HitBox</w:t>
-      </w:r>
-      <w:proofErr w:type="spellEnd"/>
-      <w:r>
-        <w:rPr>
-          <w:rFonts w:hint="eastAsia"/>
-          <w:sz w:val="22"/>
-        </w:rPr>
-        <w:t xml:space="preserve">는 bone이나 </w:t>
-      </w:r>
-      <w:proofErr w:type="spellStart"/>
-      <w:r>
-        <w:rPr>
-          <w:rFonts w:hint="eastAsia"/>
-          <w:sz w:val="22"/>
-        </w:rPr>
-        <w:t>vfx</w:t>
-      </w:r>
-      <w:proofErr w:type="spellEnd"/>
-      <w:r>
-        <w:rPr>
-          <w:rFonts w:hint="eastAsia"/>
-          <w:sz w:val="22"/>
-        </w:rPr>
-        <w:t xml:space="preserve"> particle에 attach 가능하도록 구현, offset 지정 및</w:t>
+      <w:r>
+        <w:rPr>
+          <w:rFonts w:hint="eastAsia"/>
+          <w:sz w:val="22"/>
+        </w:rPr>
+        <w:t>HitBox는 bone이나 vfx particle에 attach 가능하도록 구현, offset 지정 및</w:t>
       </w:r>
       <w:r>
         <w:rPr>
@@ -1960,39 +1568,7 @@
           <w:rFonts w:hint="eastAsia"/>
           <w:sz w:val="22"/>
         </w:rPr>
-        <w:t xml:space="preserve">회전 상속 등이 가능하며, </w:t>
-      </w:r>
-      <w:proofErr w:type="spellStart"/>
-      <w:r>
-        <w:rPr>
-          <w:rFonts w:hint="eastAsia"/>
-          <w:sz w:val="22"/>
-        </w:rPr>
-        <w:t>onHit</w:t>
-      </w:r>
-      <w:proofErr w:type="spellEnd"/>
-      <w:r>
-        <w:rPr>
-          <w:rFonts w:hint="eastAsia"/>
-          <w:sz w:val="22"/>
-        </w:rPr>
-        <w:t xml:space="preserve"> 정보로 적용할 데미지와 </w:t>
-      </w:r>
-      <w:proofErr w:type="spellStart"/>
-      <w:r>
-        <w:rPr>
-          <w:rFonts w:hint="eastAsia"/>
-          <w:sz w:val="22"/>
-        </w:rPr>
-        <w:t>충격량이나</w:t>
-      </w:r>
-      <w:proofErr w:type="spellEnd"/>
-      <w:r>
-        <w:rPr>
-          <w:rFonts w:hint="eastAsia"/>
-          <w:sz w:val="22"/>
-        </w:rPr>
-        <w:t xml:space="preserve"> 상태 변화를 표현</w:t>
+        <w:t>회전 상속 등이 가능하며, onHit 정보로 적용할 데미지와 충격량이나 상태 변화를 표현</w:t>
       </w:r>
     </w:p>
     <w:p>
@@ -2129,23 +1705,7 @@
           <w:rFonts w:hint="eastAsia"/>
           <w:sz w:val="22"/>
         </w:rPr>
-        <w:t xml:space="preserve">별도로 light frustum culling을 수행, 각 렌더링 파이프라인에선 shadow pass에서 cull되지 않은 draw event들, </w:t>
-      </w:r>
-      <w:proofErr w:type="spellStart"/>
-      <w:r>
-        <w:rPr>
-          <w:rFonts w:hint="eastAsia"/>
-          <w:sz w:val="22"/>
-        </w:rPr>
-        <w:t>gbuffer</w:t>
-      </w:r>
-      <w:proofErr w:type="spellEnd"/>
-      <w:r>
-        <w:rPr>
-          <w:rFonts w:hint="eastAsia"/>
-          <w:sz w:val="22"/>
-        </w:rPr>
-        <w:t xml:space="preserve"> pass에서 cull되지 않은 draw event들을 따로 저장해 사용</w:t>
+        <w:t>별도로 light frustum culling을 수행, 각 렌더링 파이프라인에선 shadow pass에서 cull되지 않은 draw event들, gbuffer pass에서 cull되지 않은 draw event들을 따로 저장해 사용</w:t>
       </w:r>
     </w:p>
     <w:p>
@@ -2171,30 +1731,39 @@
         <w:ind w:leftChars="200" w:left="400"/>
         <w:jc w:val="left"/>
         <w:rPr>
+          <w:rFonts w:hint="eastAsia"/>
+          <w:sz w:val="18"/>
+          <w:szCs w:val="20"/>
+        </w:rPr>
+      </w:pPr>
+      <w:r>
+        <w:rPr>
+          <w:rFonts w:hint="eastAsia"/>
           <w:b/>
           <w:bCs/>
           <w:sz w:val="18"/>
           <w:szCs w:val="20"/>
         </w:rPr>
-      </w:pPr>
-      <w:r>
-        <w:rPr>
-          <w:rFonts w:hint="eastAsia"/>
+        <w:t>1</w:t>
+      </w:r>
+      <w:r>
+        <w:rPr>
           <w:b/>
           <w:bCs/>
           <w:sz w:val="18"/>
           <w:szCs w:val="20"/>
         </w:rPr>
-        <w:t>1</w:t>
-      </w:r>
-      <w:r>
-        <w:rPr>
+        <w:t xml:space="preserve">. </w:t>
+      </w:r>
+      <w:r>
+        <w:rPr>
+          <w:rFonts w:hint="eastAsia"/>
           <w:b/>
           <w:bCs/>
           <w:sz w:val="18"/>
           <w:szCs w:val="20"/>
         </w:rPr>
-        <w:t xml:space="preserve">. </w:t>
+        <w:t xml:space="preserve">Particle System: </w:t>
       </w:r>
       <w:r>
         <w:rPr>
@@ -2204,92 +1773,118 @@
           <w:sz w:val="18"/>
           <w:szCs w:val="20"/>
         </w:rPr>
-        <w:t>Particle System: Sub Emitter 구현</w:t>
-      </w:r>
-    </w:p>
-    <w:p>
-      <w:pPr>
-        <w:numPr>
-          <w:ilvl w:val="0"/>
-          <w:numId w:val="2"/>
-        </w:numPr>
-        <w:tabs>
-          <w:tab w:val="clear" w:pos="720"/>
-          <w:tab w:val="num" w:pos="1120"/>
-        </w:tabs>
-        <w:ind w:leftChars="380" w:left="1120"/>
-        <w:jc w:val="left"/>
-        <w:rPr>
+        <w:t>Trail</w:t>
+      </w:r>
+      <w:r>
+        <w:rPr>
+          <w:rFonts w:hint="eastAsia"/>
+          <w:b/>
+          <w:bCs/>
           <w:sz w:val="18"/>
           <w:szCs w:val="20"/>
         </w:rPr>
-      </w:pPr>
-      <w:proofErr w:type="spellStart"/>
-      <w:r>
-        <w:rPr>
-          <w:rFonts w:hint="eastAsia"/>
+        <w:t xml:space="preserve"> 구현</w:t>
+      </w:r>
+    </w:p>
+    <w:p>
+      <w:pPr>
+        <w:ind w:leftChars="200" w:left="400"/>
+        <w:jc w:val="left"/>
+        <w:rPr>
+          <w:b/>
+          <w:bCs/>
           <w:sz w:val="18"/>
           <w:szCs w:val="20"/>
         </w:rPr>
-        <w:t>임포트</w:t>
-      </w:r>
-      <w:proofErr w:type="spellEnd"/>
-      <w:r>
-        <w:rPr>
-          <w:rFonts w:hint="eastAsia"/>
+      </w:pPr>
+      <w:r>
+        <w:rPr>
+          <w:rFonts w:hint="eastAsia"/>
+          <w:b/>
+          <w:bCs/>
           <w:sz w:val="18"/>
           <w:szCs w:val="20"/>
         </w:rPr>
-        <w:t xml:space="preserve"> 하려는 이펙트가 Sub Emitter를 사용하고 있어 particle system에 추가로 기능 구현했다.</w:t>
-      </w:r>
-    </w:p>
-    <w:p>
-      <w:pPr>
-        <w:numPr>
-          <w:ilvl w:val="0"/>
-          <w:numId w:val="2"/>
-        </w:numPr>
-        <w:tabs>
-          <w:tab w:val="clear" w:pos="720"/>
-          <w:tab w:val="num" w:pos="1120"/>
-        </w:tabs>
-        <w:ind w:leftChars="380" w:left="1120"/>
-        <w:jc w:val="left"/>
-        <w:rPr>
+        <w:t>2</w:t>
+      </w:r>
+      <w:r>
+        <w:rPr>
+          <w:b/>
+          <w:bCs/>
           <w:sz w:val="18"/>
           <w:szCs w:val="20"/>
         </w:rPr>
-      </w:pPr>
-      <w:r>
-        <w:rPr>
+        <w:t xml:space="preserve">. </w:t>
+      </w:r>
+      <w:r>
+        <w:rPr>
+          <w:rFonts w:hint="eastAsia"/>
+          <w:b/>
+          <w:bCs/>
           <w:sz w:val="18"/>
           <w:szCs w:val="20"/>
         </w:rPr>
-        <w:t>S</w:t>
-      </w:r>
-      <w:r>
-        <w:rPr>
-          <w:rFonts w:hint="eastAsia"/>
+        <w:t>Crystal</w:t>
+      </w:r>
+      <w:r>
+        <w:rPr>
+          <w:rFonts w:hint="eastAsia"/>
+          <w:b/>
+          <w:bCs/>
           <w:sz w:val="18"/>
           <w:szCs w:val="20"/>
         </w:rPr>
-        <w:t>ub Emitter</w:t>
-      </w:r>
-      <w:r>
-        <w:rPr>
-          <w:rFonts w:hint="eastAsia"/>
+        <w:t>s</w:t>
+      </w:r>
+      <w:r>
+        <w:rPr>
+          <w:rFonts w:hint="eastAsia"/>
+          <w:b/>
+          <w:bCs/>
           <w:sz w:val="18"/>
           <w:szCs w:val="20"/>
         </w:rPr>
-        <w:t xml:space="preserve">를 등록하면 </w:t>
-      </w:r>
-      <w:r>
-        <w:rPr>
-          <w:rFonts w:hint="eastAsia"/>
+        <w:t xml:space="preserve"> crossfad</w:t>
+      </w:r>
+      <w:r>
+        <w:rPr>
+          <w:rFonts w:hint="eastAsia"/>
+          <w:b/>
+          <w:bCs/>
           <w:sz w:val="18"/>
           <w:szCs w:val="20"/>
         </w:rPr>
-        <w:t>부모 이펙트의 생성/종료 시점에 자식 이펙트들을 방출한다.</w:t>
+        <w:t>e</w:t>
+      </w:r>
+      <w:r>
+        <w:rPr>
+          <w:rFonts w:hint="eastAsia"/>
+          <w:b/>
+          <w:bCs/>
+          <w:sz w:val="18"/>
+          <w:szCs w:val="20"/>
+        </w:rPr>
+        <w:t xml:space="preserve">, </w:t>
+      </w:r>
+      <w:r>
+        <w:rPr>
+          <w:rFonts w:hint="eastAsia"/>
+          <w:b/>
+          <w:bCs/>
+          <w:sz w:val="18"/>
+          <w:szCs w:val="20"/>
+        </w:rPr>
+        <w:t xml:space="preserve">Red Energy explosion </w:t>
+      </w:r>
+      <w:r>
+        <w:rPr>
+          <w:rFonts w:hint="eastAsia"/>
+          <w:b/>
+          <w:bCs/>
+          <w:sz w:val="18"/>
+          <w:szCs w:val="20"/>
+        </w:rPr>
+        <w:t xml:space="preserve">Effect 임포트 </w:t>
       </w:r>
     </w:p>
     <w:p>
@@ -2304,249 +1899,6 @@
           <w:szCs w:val="20"/>
         </w:rPr>
       </w:pPr>
-    </w:p>
-    <w:p>
-      <w:pPr>
-        <w:ind w:leftChars="200" w:left="400"/>
-        <w:jc w:val="left"/>
-        <w:rPr>
-          <w:b/>
-          <w:bCs/>
-          <w:sz w:val="18"/>
-          <w:szCs w:val="20"/>
-        </w:rPr>
-      </w:pPr>
-      <w:r>
-        <w:rPr>
-          <w:rFonts w:hint="eastAsia"/>
-          <w:b/>
-          <w:bCs/>
-          <w:sz w:val="18"/>
-          <w:szCs w:val="20"/>
-        </w:rPr>
-        <w:t>2</w:t>
-      </w:r>
-      <w:r>
-        <w:rPr>
-          <w:b/>
-          <w:bCs/>
-          <w:sz w:val="18"/>
-          <w:szCs w:val="20"/>
-        </w:rPr>
-        <w:t xml:space="preserve">. </w:t>
-      </w:r>
-      <w:r>
-        <w:rPr>
-          <w:rFonts w:hint="eastAsia"/>
-          <w:b/>
-          <w:bCs/>
-          <w:sz w:val="18"/>
-          <w:szCs w:val="20"/>
-        </w:rPr>
-        <w:t xml:space="preserve">Crystal front Attack, </w:t>
-      </w:r>
-      <w:proofErr w:type="spellStart"/>
-      <w:r>
-        <w:rPr>
-          <w:rFonts w:hint="eastAsia"/>
-          <w:b/>
-          <w:bCs/>
-          <w:sz w:val="18"/>
-          <w:szCs w:val="20"/>
-        </w:rPr>
-        <w:t>AoE</w:t>
-      </w:r>
-      <w:proofErr w:type="spellEnd"/>
-      <w:r>
-        <w:rPr>
-          <w:rFonts w:hint="eastAsia"/>
-          <w:b/>
-          <w:bCs/>
-          <w:sz w:val="18"/>
-          <w:szCs w:val="20"/>
-        </w:rPr>
-        <w:t xml:space="preserve"> Slash Effect </w:t>
-      </w:r>
-      <w:proofErr w:type="spellStart"/>
-      <w:r>
-        <w:rPr>
-          <w:rFonts w:hint="eastAsia"/>
-          <w:b/>
-          <w:bCs/>
-          <w:sz w:val="18"/>
-          <w:szCs w:val="20"/>
-        </w:rPr>
-        <w:t>임포트</w:t>
-      </w:r>
-      <w:proofErr w:type="spellEnd"/>
-      <w:r>
-        <w:rPr>
-          <w:rFonts w:hint="eastAsia"/>
-          <w:b/>
-          <w:bCs/>
-          <w:sz w:val="18"/>
-          <w:szCs w:val="20"/>
-        </w:rPr>
-        <w:t xml:space="preserve"> </w:t>
-      </w:r>
-    </w:p>
-    <w:p>
-      <w:pPr>
-        <w:numPr>
-          <w:ilvl w:val="0"/>
-          <w:numId w:val="2"/>
-        </w:numPr>
-        <w:tabs>
-          <w:tab w:val="clear" w:pos="720"/>
-          <w:tab w:val="num" w:pos="1120"/>
-        </w:tabs>
-        <w:ind w:leftChars="380" w:left="1120"/>
-        <w:jc w:val="left"/>
-        <w:rPr>
-          <w:sz w:val="18"/>
-          <w:szCs w:val="20"/>
-        </w:rPr>
-      </w:pPr>
-      <w:proofErr w:type="spellStart"/>
-      <w:r>
-        <w:rPr>
-          <w:rFonts w:hint="eastAsia"/>
-          <w:sz w:val="18"/>
-          <w:szCs w:val="20"/>
-        </w:rPr>
-        <w:t>완드</w:t>
-      </w:r>
-      <w:proofErr w:type="spellEnd"/>
-      <w:r>
-        <w:rPr>
-          <w:rFonts w:hint="eastAsia"/>
-          <w:sz w:val="18"/>
-          <w:szCs w:val="20"/>
-        </w:rPr>
-        <w:t xml:space="preserve"> 무기를 사용할 때 쓰는 스킬 이펙트 2종류를 추가했다.</w:t>
-      </w:r>
-      <w:r>
-        <w:rPr>
-          <w:rFonts w:hint="eastAsia"/>
-          <w:sz w:val="18"/>
-          <w:szCs w:val="20"/>
-        </w:rPr>
-        <w:t xml:space="preserve"> UI에서 선택할 수 있다.</w:t>
-      </w:r>
-    </w:p>
-    <w:p>
-      <w:pPr>
-        <w:numPr>
-          <w:ilvl w:val="0"/>
-          <w:numId w:val="2"/>
-        </w:numPr>
-        <w:tabs>
-          <w:tab w:val="clear" w:pos="720"/>
-          <w:tab w:val="num" w:pos="1120"/>
-        </w:tabs>
-        <w:ind w:leftChars="380" w:left="1120"/>
-        <w:jc w:val="left"/>
-        <w:rPr>
-          <w:sz w:val="18"/>
-          <w:szCs w:val="20"/>
-        </w:rPr>
-      </w:pPr>
-      <w:r>
-        <w:rPr>
-          <w:rFonts w:hint="eastAsia"/>
-          <w:sz w:val="18"/>
-          <w:szCs w:val="20"/>
-        </w:rPr>
-        <w:t xml:space="preserve">유니티 원본에는 연기, 스파크 등이 있지만 구현 간소화를 위해 제외하고 </w:t>
-      </w:r>
-      <w:proofErr w:type="spellStart"/>
-      <w:r>
-        <w:rPr>
-          <w:rFonts w:hint="eastAsia"/>
-          <w:sz w:val="18"/>
-          <w:szCs w:val="20"/>
-        </w:rPr>
-        <w:t>임포트했다</w:t>
-      </w:r>
-      <w:proofErr w:type="spellEnd"/>
-      <w:r>
-        <w:rPr>
-          <w:rFonts w:hint="eastAsia"/>
-          <w:sz w:val="18"/>
-          <w:szCs w:val="20"/>
-        </w:rPr>
-        <w:t>.</w:t>
-      </w:r>
-    </w:p>
-    <w:p>
-      <w:pPr>
-        <w:numPr>
-          <w:ilvl w:val="0"/>
-          <w:numId w:val="2"/>
-        </w:numPr>
-        <w:tabs>
-          <w:tab w:val="clear" w:pos="720"/>
-          <w:tab w:val="num" w:pos="1120"/>
-        </w:tabs>
-        <w:ind w:leftChars="380" w:left="1120"/>
-        <w:jc w:val="left"/>
-        <w:rPr>
-          <w:sz w:val="18"/>
-          <w:szCs w:val="20"/>
-        </w:rPr>
-      </w:pPr>
-      <w:proofErr w:type="spellStart"/>
-      <w:r>
-        <w:rPr>
-          <w:rFonts w:hint="eastAsia"/>
-          <w:sz w:val="18"/>
-          <w:szCs w:val="20"/>
-        </w:rPr>
-        <w:t>완드</w:t>
-      </w:r>
-      <w:proofErr w:type="spellEnd"/>
-      <w:r>
-        <w:rPr>
-          <w:rFonts w:hint="eastAsia"/>
-          <w:sz w:val="18"/>
-          <w:szCs w:val="20"/>
-        </w:rPr>
-        <w:t xml:space="preserve"> 무기 스킬을 2종류 더 </w:t>
-      </w:r>
-      <w:r>
-        <w:rPr>
-          <w:rFonts w:hint="eastAsia"/>
-          <w:sz w:val="18"/>
-          <w:szCs w:val="20"/>
-        </w:rPr>
-        <w:t>추가</w:t>
-      </w:r>
-      <w:r>
-        <w:rPr>
-          <w:rFonts w:hint="eastAsia"/>
-          <w:sz w:val="18"/>
-          <w:szCs w:val="20"/>
-        </w:rPr>
-        <w:t xml:space="preserve">하고 다른 종류의 무기 스킬을 </w:t>
-      </w:r>
-      <w:proofErr w:type="gramStart"/>
-      <w:r>
-        <w:rPr>
-          <w:rFonts w:hint="eastAsia"/>
-          <w:sz w:val="18"/>
-          <w:szCs w:val="20"/>
-        </w:rPr>
-        <w:t>추가 할</w:t>
-      </w:r>
-      <w:proofErr w:type="gramEnd"/>
-      <w:r>
-        <w:rPr>
-          <w:rFonts w:hint="eastAsia"/>
-          <w:sz w:val="18"/>
-          <w:szCs w:val="20"/>
-        </w:rPr>
-        <w:t xml:space="preserve"> 계획이다.</w:t>
-      </w:r>
     </w:p>
     <w:p>
       <w:pPr>
@@ -2664,7 +2016,6 @@
         </w:numPr>
         <w:ind w:leftChars="0"/>
       </w:pPr>
-      <w:proofErr w:type="spellStart"/>
       <w:r>
         <w:rPr>
           <w:rFonts w:hint="eastAsia"/>
@@ -2672,11 +2023,7 @@
         <w:t>A</w:t>
       </w:r>
       <w:r>
-        <w:t>ttackWindup</w:t>
-      </w:r>
-      <w:proofErr w:type="spellEnd"/>
-      <w:r>
-        <w:t xml:space="preserve"> </w:t>
+        <w:t xml:space="preserve">ttackWindup </w:t>
       </w:r>
       <w:r>
         <w:rPr>
@@ -2712,13 +2059,8 @@
         </w:numPr>
         <w:ind w:leftChars="0"/>
       </w:pPr>
-      <w:proofErr w:type="spellStart"/>
-      <w:r>
-        <w:t>AttackRecover</w:t>
-      </w:r>
-      <w:proofErr w:type="spellEnd"/>
-      <w:r>
-        <w:t xml:space="preserve"> </w:t>
+      <w:r>
+        <w:t xml:space="preserve">AttackRecover </w:t>
       </w:r>
       <w:r>
         <w:rPr>
@@ -2736,19 +2078,11 @@
         </w:numPr>
         <w:ind w:leftChars="0"/>
       </w:pPr>
-      <w:proofErr w:type="spellStart"/>
-      <w:r>
-        <w:rPr>
-          <w:rFonts w:hint="eastAsia"/>
-        </w:rPr>
-        <w:t>드리프트</w:t>
-      </w:r>
-      <w:proofErr w:type="spellEnd"/>
-      <w:r>
-        <w:rPr>
-          <w:rFonts w:hint="eastAsia"/>
-        </w:rPr>
-        <w:t xml:space="preserve"> 처리와 과밀 판정을 분리하였다.</w:t>
+      <w:r>
+        <w:rPr>
+          <w:rFonts w:hint="eastAsia"/>
+        </w:rPr>
+        <w:t>드리프트 처리와 과밀 판정을 분리하였다.</w:t>
       </w:r>
     </w:p>
     <w:p>
@@ -2767,15 +2101,7 @@
         <w:t>공격</w:t>
       </w:r>
       <w:r>
-        <w:t xml:space="preserve"> 시전 중 매 </w:t>
-      </w:r>
-      <w:proofErr w:type="spellStart"/>
-      <w:r>
-        <w:t>틱</w:t>
-      </w:r>
-      <w:proofErr w:type="spellEnd"/>
-      <w:r>
-        <w:t xml:space="preserve"> separation radius를 사용해 반발력을 계산하던 기존 방식은 NPC들이 과도하게 밀려나는 문제가 있었다.</w:t>
+        <w:t xml:space="preserve"> 시전 중 매 틱 separation radius를 사용해 반발력을 계산하던 기존 방식은 NPC들이 과도하게 밀려나는 문제가 있었다.</w:t>
       </w:r>
       <w:r>
         <w:br/>
@@ -2799,15 +2125,7 @@
         <w:t>또한</w:t>
       </w:r>
       <w:r>
-        <w:t xml:space="preserve"> </w:t>
-      </w:r>
-      <w:proofErr w:type="spellStart"/>
-      <w:r>
-        <w:t>AttackRecover</w:t>
-      </w:r>
-      <w:proofErr w:type="spellEnd"/>
-      <w:r>
-        <w:t xml:space="preserve"> 상태 종료 이후에만 separation radius를 이용해 밀집 여부를 판정하고, 필요 시 서로 밀어내도록 수정하였다.</w:t>
+        <w:t xml:space="preserve"> AttackRecover 상태 종료 이후에만 separation radius를 이용해 밀집 여부를 판정하고, 필요 시 서로 밀어내도록 수정하였다.</w:t>
       </w:r>
     </w:p>
     <w:p>
@@ -3028,31 +2346,13 @@
           <w:b/>
         </w:rPr>
       </w:pPr>
-      <w:proofErr w:type="spellStart"/>
       <w:r>
         <w:rPr>
           <w:rFonts w:hint="eastAsia"/>
           <w:b/>
         </w:rPr>
-        <w:t>고블린</w:t>
-      </w:r>
-      <w:proofErr w:type="spellEnd"/>
-      <w:r>
-        <w:rPr>
-          <w:rFonts w:hint="eastAsia"/>
-          <w:b/>
-        </w:rPr>
-        <w:t xml:space="preserve"> 시체 소멸 및 </w:t>
-      </w:r>
-      <w:proofErr w:type="spellStart"/>
-      <w:r>
-        <w:rPr>
-          <w:rFonts w:hint="eastAsia"/>
-          <w:b/>
-        </w:rPr>
-        <w:t>리스폰</w:t>
-      </w:r>
-      <w:proofErr w:type="spellEnd"/>
+        <w:t>고블린 시체 소멸 및 리스폰</w:t>
+      </w:r>
     </w:p>
     <w:p>
       <w:pPr>
@@ -3088,23 +2388,7 @@
         <w:br/>
       </w:r>
       <w:r>
-        <w:t xml:space="preserve">설정된 시간 후 </w:t>
-      </w:r>
-      <w:proofErr w:type="spellStart"/>
-      <w:r>
-        <w:t>스폰</w:t>
-      </w:r>
-      <w:proofErr w:type="spellEnd"/>
-      <w:r>
-        <w:t xml:space="preserve"> 위치에서 </w:t>
-      </w:r>
-      <w:proofErr w:type="spellStart"/>
-      <w:r>
-        <w:t>리스폰되도록</w:t>
-      </w:r>
-      <w:proofErr w:type="spellEnd"/>
-      <w:r>
-        <w:t xml:space="preserve"> 구현하였다.</w:t>
+        <w:t>설정된 시간 후 스폰 위치에서 리스폰되도록 구현하였다.</w:t>
       </w:r>
     </w:p>
     <w:p>
@@ -3545,27 +2829,7 @@
                 <w:bCs/>
                 <w:szCs w:val="20"/>
               </w:rPr>
-              <w:t xml:space="preserve">스킬 추가 구현 및 몬스터 패턴 구현, 레벨 디자인, </w:t>
-            </w:r>
-            <w:proofErr w:type="spellStart"/>
-            <w:r>
-              <w:rPr>
-                <w:rFonts w:hint="eastAsia"/>
-                <w:b/>
-                <w:bCs/>
-                <w:szCs w:val="20"/>
-              </w:rPr>
-              <w:t>네비메시</w:t>
-            </w:r>
-            <w:proofErr w:type="spellEnd"/>
-            <w:r>
-              <w:rPr>
-                <w:rFonts w:hint="eastAsia"/>
-                <w:b/>
-                <w:bCs/>
-                <w:szCs w:val="20"/>
-              </w:rPr>
-              <w:t xml:space="preserve"> 추출</w:t>
+              <w:t>스킬 추가 구현 및 몬스터 패턴 구현, 레벨 디자인, 네비메시 추출</w:t>
             </w:r>
             <w:r>
               <w:rPr>
@@ -4534,6 +3798,7 @@
   <w:style w:type="character" w:default="1" w:styleId="a0">
     <w:name w:val="Default Paragraph Font"/>
     <w:uiPriority w:val="1"/>
+    <w:semiHidden/>
     <w:unhideWhenUsed/>
   </w:style>
   <w:style w:type="table" w:default="1" w:styleId="a1">

--- a/작업일지/졸업작품 작업일지 - 20+30주차.docx
+++ b/작업일지/졸업작품 작업일지 - 20+30주차.docx
@@ -654,9 +654,6 @@
           <w:p>
             <w:pPr>
               <w:jc w:val="left"/>
-              <w:rPr>
-                <w:rFonts w:hint="eastAsia"/>
-              </w:rPr>
             </w:pPr>
             <w:r>
               <w:rPr>
@@ -674,7 +671,7 @@
                 <w:bCs/>
                 <w:szCs w:val="20"/>
               </w:rPr>
-              <w:t>마법사 이펙트 2종류 추가</w:t>
+              <w:t>Shader Graph 대응 방법 추가, 궁수 이펙트 4종 추가</w:t>
             </w:r>
           </w:p>
         </w:tc>
@@ -1732,38 +1729,30 @@
         <w:jc w:val="left"/>
         <w:rPr>
           <w:rFonts w:hint="eastAsia"/>
-          <w:sz w:val="18"/>
-          <w:szCs w:val="20"/>
-        </w:rPr>
-      </w:pPr>
-      <w:r>
-        <w:rPr>
-          <w:rFonts w:hint="eastAsia"/>
           <w:b/>
           <w:bCs/>
           <w:sz w:val="18"/>
           <w:szCs w:val="20"/>
         </w:rPr>
-        <w:t>1</w:t>
-      </w:r>
-      <w:r>
-        <w:rPr>
+      </w:pPr>
+      <w:r>
+        <w:rPr>
+          <w:rFonts w:hint="eastAsia"/>
           <w:b/>
           <w:bCs/>
           <w:sz w:val="18"/>
           <w:szCs w:val="20"/>
         </w:rPr>
-        <w:t xml:space="preserve">. </w:t>
-      </w:r>
-      <w:r>
-        <w:rPr>
-          <w:rFonts w:hint="eastAsia"/>
+        <w:t>1</w:t>
+      </w:r>
+      <w:r>
+        <w:rPr>
           <w:b/>
           <w:bCs/>
           <w:sz w:val="18"/>
           <w:szCs w:val="20"/>
         </w:rPr>
-        <w:t xml:space="preserve">Particle System: </w:t>
+        <w:t xml:space="preserve">. </w:t>
       </w:r>
       <w:r>
         <w:rPr>
@@ -1773,48 +1762,178 @@
           <w:sz w:val="18"/>
           <w:szCs w:val="20"/>
         </w:rPr>
-        <w:t>Trail</w:t>
-      </w:r>
-      <w:r>
-        <w:rPr>
-          <w:rFonts w:hint="eastAsia"/>
+        <w:t>Shader Graph 대응 방법 고안</w:t>
+      </w:r>
+    </w:p>
+    <w:p>
+      <w:pPr>
+        <w:numPr>
+          <w:ilvl w:val="0"/>
+          <w:numId w:val="2"/>
+        </w:numPr>
+        <w:tabs>
+          <w:tab w:val="clear" w:pos="720"/>
+          <w:tab w:val="num" w:pos="1120"/>
+        </w:tabs>
+        <w:ind w:leftChars="380" w:left="1120"/>
+        <w:jc w:val="left"/>
+        <w:rPr>
+          <w:sz w:val="18"/>
+          <w:szCs w:val="20"/>
+        </w:rPr>
+      </w:pPr>
+      <w:r>
+        <w:rPr>
+          <w:rFonts w:hint="eastAsia"/>
+          <w:sz w:val="18"/>
+          <w:szCs w:val="20"/>
+        </w:rPr>
+        <w:t>유니티 VFX 에셋을 사용하려 할 때 그 에셋이 Unity 시스템 중 하나인 Shader Graph를 사용한다면</w:t>
+      </w:r>
+      <w:r>
+        <w:rPr>
+          <w:sz w:val="18"/>
+          <w:szCs w:val="20"/>
+        </w:rPr>
+        <w:br/>
+      </w:r>
+      <w:r>
+        <w:rPr>
+          <w:rFonts w:hint="eastAsia"/>
+          <w:sz w:val="18"/>
+          <w:szCs w:val="20"/>
+        </w:rPr>
+        <w:t>임포트하기 까다롭다.</w:t>
+      </w:r>
+    </w:p>
+    <w:p>
+      <w:pPr>
+        <w:numPr>
+          <w:ilvl w:val="0"/>
+          <w:numId w:val="2"/>
+        </w:numPr>
+        <w:tabs>
+          <w:tab w:val="clear" w:pos="720"/>
+          <w:tab w:val="num" w:pos="1120"/>
+        </w:tabs>
+        <w:ind w:leftChars="380" w:left="1120"/>
+        <w:jc w:val="left"/>
+        <w:rPr>
+          <w:sz w:val="18"/>
+          <w:szCs w:val="20"/>
+        </w:rPr>
+      </w:pPr>
+      <w:r>
+        <w:rPr>
+          <w:rFonts w:hint="eastAsia"/>
+          <w:sz w:val="18"/>
+          <w:szCs w:val="20"/>
+        </w:rPr>
+        <w:t>Hit, Muzzle 같이 평면적으로 보여도 괜찮은 이펙트들은 재생한 모습을 녹화를 해서 스프라이트로 만들어</w:t>
+      </w:r>
+      <w:r>
+        <w:rPr>
+          <w:sz w:val="18"/>
+          <w:szCs w:val="20"/>
+        </w:rPr>
+        <w:br/>
+      </w:r>
+      <w:r>
+        <w:rPr>
+          <w:rFonts w:hint="eastAsia"/>
+          <w:sz w:val="18"/>
+          <w:szCs w:val="20"/>
+        </w:rPr>
+        <w:t>사용한다.</w:t>
+      </w:r>
+      <w:r>
+        <w:rPr>
+          <w:rFonts w:hint="eastAsia"/>
+          <w:sz w:val="18"/>
+          <w:szCs w:val="20"/>
+        </w:rPr>
+        <w:t xml:space="preserve"> 이 방법을 bake한다고 표현한다.</w:t>
+      </w:r>
+    </w:p>
+    <w:p>
+      <w:pPr>
+        <w:numPr>
+          <w:ilvl w:val="0"/>
+          <w:numId w:val="2"/>
+        </w:numPr>
+        <w:tabs>
+          <w:tab w:val="clear" w:pos="720"/>
+          <w:tab w:val="num" w:pos="1120"/>
+        </w:tabs>
+        <w:ind w:leftChars="380" w:left="1120"/>
+        <w:jc w:val="left"/>
+        <w:rPr>
+          <w:rFonts w:hint="eastAsia"/>
+          <w:sz w:val="18"/>
+          <w:szCs w:val="20"/>
+        </w:rPr>
+      </w:pPr>
+      <w:r>
+        <w:rPr>
+          <w:rFonts w:hint="eastAsia"/>
+          <w:sz w:val="18"/>
+          <w:szCs w:val="20"/>
+        </w:rPr>
+        <w:t>유니티의 Recorder를 이용해서 사용할 이펙트를 녹화했다.</w:t>
+      </w:r>
+    </w:p>
+    <w:p>
+      <w:pPr>
+        <w:tabs>
+          <w:tab w:val="num" w:pos="1120"/>
+        </w:tabs>
+        <w:ind w:left="1120"/>
+        <w:jc w:val="left"/>
+        <w:rPr>
+          <w:sz w:val="18"/>
+          <w:szCs w:val="20"/>
+        </w:rPr>
+      </w:pPr>
+    </w:p>
+    <w:p>
+      <w:pPr>
+        <w:ind w:leftChars="200" w:left="400"/>
+        <w:jc w:val="left"/>
+        <w:rPr>
           <w:b/>
           <w:bCs/>
           <w:sz w:val="18"/>
           <w:szCs w:val="20"/>
         </w:rPr>
-        <w:t xml:space="preserve"> 구현</w:t>
-      </w:r>
-    </w:p>
-    <w:p>
-      <w:pPr>
-        <w:ind w:leftChars="200" w:left="400"/>
-        <w:jc w:val="left"/>
-        <w:rPr>
+      </w:pPr>
+      <w:r>
+        <w:rPr>
+          <w:rFonts w:hint="eastAsia"/>
           <w:b/>
           <w:bCs/>
           <w:sz w:val="18"/>
           <w:szCs w:val="20"/>
         </w:rPr>
-      </w:pPr>
-      <w:r>
-        <w:rPr>
-          <w:rFonts w:hint="eastAsia"/>
+        <w:t>2</w:t>
+      </w:r>
+      <w:r>
+        <w:rPr>
           <w:b/>
           <w:bCs/>
           <w:sz w:val="18"/>
           <w:szCs w:val="20"/>
         </w:rPr>
-        <w:t>2</w:t>
-      </w:r>
-      <w:r>
-        <w:rPr>
+        <w:t xml:space="preserve">. </w:t>
+      </w:r>
+      <w:r>
+        <w:rPr>
+          <w:rFonts w:hint="eastAsia"/>
           <w:b/>
           <w:bCs/>
           <w:sz w:val="18"/>
           <w:szCs w:val="20"/>
         </w:rPr>
-        <w:t xml:space="preserve">. </w:t>
+        <w:t>Arrow, Arrow Rain, Arrow Volley, EnergyExplosionArrow, Tornado Shot 추가</w:t>
       </w:r>
       <w:r>
         <w:rPr>
@@ -1824,67 +1943,85 @@
           <w:sz w:val="18"/>
           <w:szCs w:val="20"/>
         </w:rPr>
-        <w:t>Crystal</w:t>
-      </w:r>
-      <w:r>
-        <w:rPr>
-          <w:rFonts w:hint="eastAsia"/>
-          <w:b/>
-          <w:bCs/>
+        <w:t xml:space="preserve"> </w:t>
+      </w:r>
+    </w:p>
+    <w:p>
+      <w:pPr>
+        <w:numPr>
+          <w:ilvl w:val="0"/>
+          <w:numId w:val="2"/>
+        </w:numPr>
+        <w:tabs>
+          <w:tab w:val="clear" w:pos="720"/>
+          <w:tab w:val="num" w:pos="1120"/>
+        </w:tabs>
+        <w:ind w:leftChars="380" w:left="1120"/>
+        <w:jc w:val="left"/>
+        <w:rPr>
           <w:sz w:val="18"/>
           <w:szCs w:val="20"/>
         </w:rPr>
-        <w:t>s</w:t>
-      </w:r>
-      <w:r>
-        <w:rPr>
-          <w:rFonts w:hint="eastAsia"/>
-          <w:b/>
-          <w:bCs/>
+      </w:pPr>
+      <w:r>
+        <w:rPr>
+          <w:rFonts w:hint="eastAsia"/>
           <w:sz w:val="18"/>
           <w:szCs w:val="20"/>
         </w:rPr>
-        <w:t xml:space="preserve"> crossfad</w:t>
-      </w:r>
-      <w:r>
-        <w:rPr>
-          <w:rFonts w:hint="eastAsia"/>
-          <w:b/>
-          <w:bCs/>
+        <w:t>기본 공격인 Arrow 이펙트를 추가했다.</w:t>
+      </w:r>
+    </w:p>
+    <w:p>
+      <w:pPr>
+        <w:numPr>
+          <w:ilvl w:val="0"/>
+          <w:numId w:val="2"/>
+        </w:numPr>
+        <w:tabs>
+          <w:tab w:val="clear" w:pos="720"/>
+          <w:tab w:val="num" w:pos="1120"/>
+        </w:tabs>
+        <w:ind w:leftChars="380" w:left="1120"/>
+        <w:jc w:val="left"/>
+        <w:rPr>
           <w:sz w:val="18"/>
           <w:szCs w:val="20"/>
         </w:rPr>
-        <w:t>e</w:t>
-      </w:r>
-      <w:r>
-        <w:rPr>
-          <w:rFonts w:hint="eastAsia"/>
-          <w:b/>
-          <w:bCs/>
+      </w:pPr>
+      <w:r>
+        <w:rPr>
+          <w:rFonts w:hint="eastAsia"/>
           <w:sz w:val="18"/>
           <w:szCs w:val="20"/>
         </w:rPr>
-        <w:t xml:space="preserve">, </w:t>
-      </w:r>
-      <w:r>
-        <w:rPr>
-          <w:rFonts w:hint="eastAsia"/>
-          <w:b/>
-          <w:bCs/>
+        <w:t>Arrow를 활용해 Arrow Rain과 Arrow Volley를 추가했다.</w:t>
+      </w:r>
+    </w:p>
+    <w:p>
+      <w:pPr>
+        <w:numPr>
+          <w:ilvl w:val="0"/>
+          <w:numId w:val="2"/>
+        </w:numPr>
+        <w:tabs>
+          <w:tab w:val="clear" w:pos="720"/>
+          <w:tab w:val="num" w:pos="1120"/>
+        </w:tabs>
+        <w:ind w:leftChars="380" w:left="1120"/>
+        <w:jc w:val="left"/>
+        <w:rPr>
           <w:sz w:val="18"/>
           <w:szCs w:val="20"/>
         </w:rPr>
-        <w:t xml:space="preserve">Red Energy explosion </w:t>
-      </w:r>
-      <w:r>
-        <w:rPr>
-          <w:rFonts w:hint="eastAsia"/>
-          <w:b/>
-          <w:bCs/>
+      </w:pPr>
+      <w:r>
+        <w:rPr>
+          <w:rFonts w:hint="eastAsia"/>
           <w:sz w:val="18"/>
           <w:szCs w:val="20"/>
         </w:rPr>
-        <w:t xml:space="preserve">Effect 임포트 </w:t>
+        <w:t xml:space="preserve">Bake한 이미지를 이용해 EnergyExplosionArrow 이펙트를 쉽게 추가했다. </w:t>
       </w:r>
     </w:p>
     <w:p>

--- a/작업일지/졸업작품 작업일지 - 20+30주차.docx
+++ b/작업일지/졸업작품 작업일지 - 20+30주차.docx
@@ -1,6 +1,6 @@
 
 <file path=word/document.xml><?xml version="1.0" encoding="utf-8"?>
-<w:document xmlns:wpc="http://schemas.microsoft.com/office/word/2010/wordprocessingCanvas" xmlns:cx="http://schemas.microsoft.com/office/drawing/2014/chartex" xmlns:cx1="http://schemas.microsoft.com/office/drawing/2015/9/8/chartex" xmlns:cx2="http://schemas.microsoft.com/office/drawing/2015/10/21/chartex" xmlns:cx3="http://schemas.microsoft.com/office/drawing/2016/5/9/chartex" xmlns:cx4="http://schemas.microsoft.com/office/drawing/2016/5/10/chartex" xmlns:cx5="http://schemas.microsoft.com/office/drawing/2016/5/11/chartex" xmlns:cx6="http://schemas.microsoft.com/office/drawing/2016/5/12/chartex" xmlns:cx7="http://schemas.microsoft.com/office/drawing/2016/5/13/chartex" xmlns:cx8="http://schemas.microsoft.com/office/drawing/2016/5/14/chartex" xmlns:mc="http://schemas.openxmlformats.org/markup-compatibility/2006" xmlns:aink="http://schemas.microsoft.com/office/drawing/2016/ink" xmlns:am3d="http://schemas.microsoft.com/office/drawing/2017/model3d" xmlns:o="urn:schemas-microsoft-com:office:office" xmlns:oel="http://schemas.microsoft.com/office/2019/extlst" xmlns:r="http://schemas.openxmlformats.org/officeDocument/2006/relationships" xmlns:m="http://schemas.openxmlformats.org/officeDocument/2006/math" xmlns:v="urn:schemas-microsoft-com:vml" xmlns:wp14="http://schemas.microsoft.com/office/word/2010/wordprocessingDrawing" xmlns:wp="http://schemas.openxmlformats.org/drawingml/2006/wordprocessingDrawing" xmlns:w10="urn:schemas-microsoft-com:office:word" xmlns:w="http://schemas.openxmlformats.org/wordprocessingml/2006/main" xmlns:w14="http://schemas.microsoft.com/office/word/2010/wordml" xmlns:w15="http://schemas.microsoft.com/office/word/2012/wordml" xmlns:w16cex="http://schemas.microsoft.com/office/word/2018/wordml/cex" xmlns:w16cid="http://schemas.microsoft.com/office/word/2016/wordml/cid" xmlns:w16="http://schemas.microsoft.com/office/word/2018/wordml" xmlns:w16du="http://schemas.microsoft.com/office/word/2023/wordml/word16du" xmlns:w16sdtdh="http://schemas.microsoft.com/office/word/2020/wordml/sdtdatahash" xmlns:w16sdtfl="http://schemas.microsoft.com/office/word/2024/wordml/sdtformatlock" xmlns:w16se="http://schemas.microsoft.com/office/word/2015/wordml/symex" xmlns:wpg="http://schemas.microsoft.com/office/word/2010/wordprocessingGroup" xmlns:wpi="http://schemas.microsoft.com/office/word/2010/wordprocessingInk" xmlns:wne="http://schemas.microsoft.com/office/word/2006/wordml" xmlns:wps="http://schemas.microsoft.com/office/word/2010/wordprocessingShape" mc:Ignorable="w14 w15 w16se w16cid w16 w16cex w16sdtdh w16sdtfl w16du wp14">
+<w:document xmlns:wpc="http://schemas.microsoft.com/office/word/2010/wordprocessingCanvas" xmlns:cx="http://schemas.microsoft.com/office/drawing/2014/chartex" xmlns:cx1="http://schemas.microsoft.com/office/drawing/2015/9/8/chartex" xmlns:cx2="http://schemas.microsoft.com/office/drawing/2015/10/21/chartex" xmlns:cx3="http://schemas.microsoft.com/office/drawing/2016/5/9/chartex" xmlns:cx4="http://schemas.microsoft.com/office/drawing/2016/5/10/chartex" xmlns:cx5="http://schemas.microsoft.com/office/drawing/2016/5/11/chartex" xmlns:cx6="http://schemas.microsoft.com/office/drawing/2016/5/12/chartex" xmlns:cx7="http://schemas.microsoft.com/office/drawing/2016/5/13/chartex" xmlns:cx8="http://schemas.microsoft.com/office/drawing/2016/5/14/chartex" xmlns:mc="http://schemas.openxmlformats.org/markup-compatibility/2006" xmlns:aink="http://schemas.microsoft.com/office/drawing/2016/ink" xmlns:am3d="http://schemas.microsoft.com/office/drawing/2017/model3d" xmlns:o="urn:schemas-microsoft-com:office:office" xmlns:r="http://schemas.openxmlformats.org/officeDocument/2006/relationships" xmlns:m="http://schemas.openxmlformats.org/officeDocument/2006/math" xmlns:v="urn:schemas-microsoft-com:vml" xmlns:wp14="http://schemas.microsoft.com/office/word/2010/wordprocessingDrawing" xmlns:wp="http://schemas.openxmlformats.org/drawingml/2006/wordprocessingDrawing" xmlns:w10="urn:schemas-microsoft-com:office:word" xmlns:w="http://schemas.openxmlformats.org/wordprocessingml/2006/main" xmlns:w14="http://schemas.microsoft.com/office/word/2010/wordml" xmlns:w15="http://schemas.microsoft.com/office/word/2012/wordml" xmlns:w16cid="http://schemas.microsoft.com/office/word/2016/wordml/cid" xmlns:w16se="http://schemas.microsoft.com/office/word/2015/wordml/symex" xmlns:wpg="http://schemas.microsoft.com/office/word/2010/wordprocessingGroup" xmlns:wpi="http://schemas.microsoft.com/office/word/2010/wordprocessingInk" xmlns:wne="http://schemas.microsoft.com/office/word/2006/wordml" xmlns:wps="http://schemas.microsoft.com/office/word/2010/wordprocessingShape" mc:Ignorable="w14 w15 w16se w16cid wp14">
   <w:body>
     <w:tbl>
       <w:tblPr>
@@ -91,8 +91,18 @@
                 <w:b/>
                 <w:sz w:val="18"/>
               </w:rPr>
-              <w:t>2020180033 장명운</w:t>
-            </w:r>
+              <w:t xml:space="preserve">2020180033 </w:t>
+            </w:r>
+            <w:proofErr w:type="spellStart"/>
+            <w:r>
+              <w:rPr>
+                <w:rFonts w:hint="eastAsia"/>
+                <w:b/>
+                <w:sz w:val="18"/>
+              </w:rPr>
+              <w:t>장명운</w:t>
+            </w:r>
+            <w:proofErr w:type="spellEnd"/>
           </w:p>
           <w:p>
             <w:pPr>
@@ -179,6 +189,7 @@
                 <w:sz w:val="22"/>
               </w:rPr>
             </w:pPr>
+            <w:proofErr w:type="spellStart"/>
             <w:r>
               <w:rPr>
                 <w:rFonts w:hint="eastAsia"/>
@@ -187,6 +198,7 @@
               </w:rPr>
               <w:t>팀명</w:t>
             </w:r>
+            <w:proofErr w:type="spellEnd"/>
           </w:p>
         </w:tc>
         <w:tc>
@@ -502,12 +514,21 @@
                 <w:b/>
               </w:rPr>
             </w:pPr>
-            <w:r>
-              <w:rPr>
-                <w:rFonts w:hint="eastAsia"/>
-                <w:b/>
-              </w:rPr>
-              <w:t xml:space="preserve">장명운: </w:t>
+            <w:proofErr w:type="spellStart"/>
+            <w:r>
+              <w:rPr>
+                <w:rFonts w:hint="eastAsia"/>
+                <w:b/>
+              </w:rPr>
+              <w:t>장명운</w:t>
+            </w:r>
+            <w:proofErr w:type="spellEnd"/>
+            <w:r>
+              <w:rPr>
+                <w:rFonts w:hint="eastAsia"/>
+                <w:b/>
+              </w:rPr>
+              <w:t xml:space="preserve">: </w:t>
             </w:r>
             <w:r>
               <w:rPr>
@@ -552,103 +573,20 @@
               </w:rPr>
               <w:t xml:space="preserve"> </w:t>
             </w:r>
-            <w:r>
-              <w:rPr>
-                <w:rFonts w:hint="eastAsia"/>
-                <w:b/>
-              </w:rPr>
-              <w:t>S</w:t>
-            </w:r>
-            <w:r>
-              <w:rPr>
-                <w:b/>
-              </w:rPr>
-              <w:t xml:space="preserve">eparation force </w:t>
-            </w:r>
-            <w:r>
-              <w:rPr>
-                <w:rFonts w:hint="eastAsia"/>
-                <w:b/>
-              </w:rPr>
-              <w:t>적용 방식 수정</w:t>
-            </w:r>
-            <w:r>
-              <w:rPr>
-                <w:rFonts w:hint="eastAsia"/>
-                <w:b/>
-              </w:rPr>
-              <w:t>,</w:t>
-            </w:r>
-            <w:r>
-              <w:rPr>
-                <w:b/>
-              </w:rPr>
-              <w:t xml:space="preserve"> </w:t>
-            </w:r>
-            <w:r>
-              <w:rPr>
-                <w:b/>
-              </w:rPr>
-              <w:t xml:space="preserve">NPC </w:t>
-            </w:r>
-            <w:r>
-              <w:rPr>
-                <w:rFonts w:hint="eastAsia"/>
-                <w:b/>
-              </w:rPr>
-              <w:t>반응 딜레이 시스템</w:t>
-            </w:r>
-            <w:r>
-              <w:rPr>
-                <w:rFonts w:hint="eastAsia"/>
-                <w:b/>
-              </w:rPr>
-              <w:t>,</w:t>
-            </w:r>
-            <w:r>
-              <w:rPr>
-                <w:b/>
-              </w:rPr>
-              <w:t xml:space="preserve"> </w:t>
-            </w:r>
-            <w:r>
-              <w:rPr>
-                <w:b/>
-              </w:rPr>
-              <w:t>고블린 시체 소멸 및 리스폰</w:t>
-            </w:r>
-            <w:r>
-              <w:rPr>
-                <w:rFonts w:hint="eastAsia"/>
-                <w:b/>
-              </w:rPr>
-              <w:t>,</w:t>
-            </w:r>
-            <w:r>
-              <w:rPr>
-                <w:b/>
-              </w:rPr>
-              <w:t xml:space="preserve"> </w:t>
-            </w:r>
-            <w:r>
-              <w:rPr>
-                <w:rFonts w:hint="eastAsia"/>
-                <w:b/>
-              </w:rPr>
-              <w:t>N</w:t>
-            </w:r>
-            <w:r>
-              <w:rPr>
-                <w:b/>
-              </w:rPr>
-              <w:t xml:space="preserve">PC AI </w:t>
-            </w:r>
-            <w:r>
-              <w:rPr>
-                <w:rFonts w:hint="eastAsia"/>
-                <w:b/>
-              </w:rPr>
-              <w:t>시뮬레이터 전술-포위 구현</w:t>
+            <w:proofErr w:type="spellStart"/>
+            <w:r>
+              <w:rPr>
+                <w:b/>
+              </w:rPr>
+              <w:t>이시스</w:t>
+            </w:r>
+            <w:proofErr w:type="spellEnd"/>
+            <w:r>
+              <w:rPr>
+                <w:rFonts w:hint="eastAsia"/>
+                <w:b/>
+              </w:rPr>
+              <w:t xml:space="preserve"> 전술 전투 구현</w:t>
             </w:r>
           </w:p>
           <w:p>
@@ -709,13 +647,23 @@
           <w:szCs w:val="32"/>
         </w:rPr>
       </w:pPr>
+      <w:proofErr w:type="spellStart"/>
       <w:r>
         <w:rPr>
           <w:rFonts w:hint="eastAsia"/>
           <w:sz w:val="28"/>
           <w:szCs w:val="32"/>
         </w:rPr>
-        <w:t>장명운:</w:t>
+        <w:t>장명운</w:t>
+      </w:r>
+      <w:proofErr w:type="spellEnd"/>
+      <w:r>
+        <w:rPr>
+          <w:rFonts w:hint="eastAsia"/>
+          <w:sz w:val="28"/>
+          <w:szCs w:val="32"/>
+        </w:rPr>
+        <w:t>:</w:t>
       </w:r>
     </w:p>
     <w:p>
@@ -877,7 +825,23 @@
           <w:rFonts w:hint="eastAsia"/>
           <w:sz w:val="22"/>
         </w:rPr>
-        <w:t xml:space="preserve"> 충격량을 완화한다.</w:t>
+        <w:t xml:space="preserve"> </w:t>
+      </w:r>
+      <w:proofErr w:type="spellStart"/>
+      <w:r>
+        <w:rPr>
+          <w:rFonts w:hint="eastAsia"/>
+          <w:sz w:val="22"/>
+        </w:rPr>
+        <w:t>충격량을</w:t>
+      </w:r>
+      <w:proofErr w:type="spellEnd"/>
+      <w:r>
+        <w:rPr>
+          <w:rFonts w:hint="eastAsia"/>
+          <w:sz w:val="22"/>
+        </w:rPr>
+        <w:t xml:space="preserve"> 완화한다.</w:t>
       </w:r>
       <w:r>
         <w:rPr>
@@ -924,7 +888,39 @@
           <w:rFonts w:hint="eastAsia"/>
           <w:sz w:val="22"/>
         </w:rPr>
-        <w:t>ODE에서 사용하는 Error Reduction Parameter의 경우 우리도 split impulse(solvePosition 함수에서 작용해주는 충격량)로 비슷한 구현을 하고 있음</w:t>
+        <w:t>ODE에서 사용하는 Error Reduction Parameter의 경우 우리도 split impulse(</w:t>
+      </w:r>
+      <w:proofErr w:type="spellStart"/>
+      <w:r>
+        <w:rPr>
+          <w:rFonts w:hint="eastAsia"/>
+          <w:sz w:val="22"/>
+        </w:rPr>
+        <w:t>solvePosition</w:t>
+      </w:r>
+      <w:proofErr w:type="spellEnd"/>
+      <w:r>
+        <w:rPr>
+          <w:rFonts w:hint="eastAsia"/>
+          <w:sz w:val="22"/>
+        </w:rPr>
+        <w:t xml:space="preserve"> 함수에서 작용해주는 </w:t>
+      </w:r>
+      <w:proofErr w:type="spellStart"/>
+      <w:r>
+        <w:rPr>
+          <w:rFonts w:hint="eastAsia"/>
+          <w:sz w:val="22"/>
+        </w:rPr>
+        <w:t>충격량</w:t>
+      </w:r>
+      <w:proofErr w:type="spellEnd"/>
+      <w:r>
+        <w:rPr>
+          <w:rFonts w:hint="eastAsia"/>
+          <w:sz w:val="22"/>
+        </w:rPr>
+        <w:t>)로 비슷한 구현을 하고 있음</w:t>
       </w:r>
     </w:p>
     <w:p>
@@ -958,7 +954,23 @@
           <w:rFonts w:hint="eastAsia"/>
           <w:sz w:val="22"/>
         </w:rPr>
-        <w:t>안정적으로 수렴할 수 있도록 함 (CFM이 개별 iteration에서 충격량 완화를 하는 것과는 달리, damping은 iteration이 계속될수록 앞선 iteration의 영향이 줄어드는 효과)</w:t>
+        <w:t xml:space="preserve">안정적으로 수렴할 수 있도록 함 (CFM이 개별 iteration에서 </w:t>
+      </w:r>
+      <w:proofErr w:type="spellStart"/>
+      <w:r>
+        <w:rPr>
+          <w:rFonts w:hint="eastAsia"/>
+          <w:sz w:val="22"/>
+        </w:rPr>
+        <w:t>충격량</w:t>
+      </w:r>
+      <w:proofErr w:type="spellEnd"/>
+      <w:r>
+        <w:rPr>
+          <w:rFonts w:hint="eastAsia"/>
+          <w:sz w:val="22"/>
+        </w:rPr>
+        <w:t xml:space="preserve"> 완화를 하는 것과는 달리, damping은 iteration이 계속될수록 앞선 iteration의 영향이 줄어드는 효과)</w:t>
       </w:r>
     </w:p>
     <w:p>
@@ -974,12 +986,37 @@
           <w:sz w:val="22"/>
         </w:rPr>
       </w:pPr>
-      <w:r>
-        <w:rPr>
-          <w:rFonts w:hint="eastAsia"/>
-          <w:sz w:val="22"/>
-        </w:rPr>
-        <w:t>쿼터니언의 경우 q와 -q는 동일한 회전을 나타내는데, 쿼터니언으로부터 각도나 회전축</w:t>
+      <w:proofErr w:type="spellStart"/>
+      <w:r>
+        <w:rPr>
+          <w:rFonts w:hint="eastAsia"/>
+          <w:sz w:val="22"/>
+        </w:rPr>
+        <w:t>쿼터니언의</w:t>
+      </w:r>
+      <w:proofErr w:type="spellEnd"/>
+      <w:r>
+        <w:rPr>
+          <w:rFonts w:hint="eastAsia"/>
+          <w:sz w:val="22"/>
+        </w:rPr>
+        <w:t xml:space="preserve"> 경우 q와 -q는 동일한 회전을 나타내는데, </w:t>
+      </w:r>
+      <w:proofErr w:type="spellStart"/>
+      <w:r>
+        <w:rPr>
+          <w:rFonts w:hint="eastAsia"/>
+          <w:sz w:val="22"/>
+        </w:rPr>
+        <w:t>쿼터니언으로부터</w:t>
+      </w:r>
+      <w:proofErr w:type="spellEnd"/>
+      <w:r>
+        <w:rPr>
+          <w:rFonts w:hint="eastAsia"/>
+          <w:sz w:val="22"/>
+        </w:rPr>
+        <w:t xml:space="preserve"> 각도나 회전축</w:t>
       </w:r>
       <w:r>
         <w:rPr>
@@ -1005,7 +1042,23 @@
           <w:rFonts w:hint="eastAsia"/>
           <w:sz w:val="22"/>
         </w:rPr>
-        <w:t xml:space="preserve">발생한다. 따라서, 쿼터니언으로부터 각도와 회전축을 추출할 때에는 </w:t>
+        <w:t xml:space="preserve">발생한다. 따라서, </w:t>
+      </w:r>
+      <w:proofErr w:type="spellStart"/>
+      <w:r>
+        <w:rPr>
+          <w:rFonts w:hint="eastAsia"/>
+          <w:sz w:val="22"/>
+        </w:rPr>
+        <w:t>쿼터니언으로부터</w:t>
+      </w:r>
+      <w:proofErr w:type="spellEnd"/>
+      <w:r>
+        <w:rPr>
+          <w:rFonts w:hint="eastAsia"/>
+          <w:sz w:val="22"/>
+        </w:rPr>
+        <w:t xml:space="preserve"> 각도와 회전축을 추출할 때에는 </w:t>
       </w:r>
       <w:proofErr w:type="gramStart"/>
       <w:r>
@@ -1064,12 +1117,14 @@
         </w:rPr>
         <w:t xml:space="preserve"> </w:t>
       </w:r>
+      <w:proofErr w:type="spellStart"/>
       <w:r>
         <w:rPr>
           <w:sz w:val="22"/>
         </w:rPr>
         <w:t>Baumgarte</w:t>
       </w:r>
+      <w:proofErr w:type="spellEnd"/>
       <w:r>
         <w:rPr>
           <w:rFonts w:hint="eastAsia"/>
@@ -1091,6 +1146,7 @@
           <w:sz w:val="22"/>
         </w:rPr>
       </w:pPr>
+      <w:proofErr w:type="spellStart"/>
       <w:r>
         <w:rPr>
           <w:sz w:val="22"/>
@@ -1102,7 +1158,15 @@
           <w:rFonts w:hint="eastAsia"/>
           <w:sz w:val="22"/>
         </w:rPr>
-        <w:t>elf collision 구현</w:t>
+        <w:t>elf collision</w:t>
+      </w:r>
+      <w:proofErr w:type="spellEnd"/>
+      <w:r>
+        <w:rPr>
+          <w:rFonts w:hint="eastAsia"/>
+          <w:sz w:val="22"/>
+        </w:rPr>
+        <w:t xml:space="preserve"> 구현</w:t>
       </w:r>
     </w:p>
     <w:p>
@@ -1123,8 +1187,31 @@
           <w:rFonts w:hint="eastAsia"/>
           <w:sz w:val="22"/>
         </w:rPr>
+        <w:t xml:space="preserve">서로 부모-자식 관계에 있는 ragdoll body는 joint constraint로 </w:t>
+      </w:r>
+      <w:proofErr w:type="spellStart"/>
+      <w:r>
+        <w:rPr>
+          <w:rFonts w:hint="eastAsia"/>
+          <w:sz w:val="22"/>
+        </w:rPr>
+        <w:t>묶여있고</w:t>
+      </w:r>
+      <w:proofErr w:type="spellEnd"/>
+      <w:r>
+        <w:rPr>
+          <w:rFonts w:hint="eastAsia"/>
+          <w:sz w:val="22"/>
+        </w:rPr>
+        <w:t xml:space="preserve"> 별도의 </w:t>
+      </w:r>
+      <w:r>
+        <w:rPr>
+          <w:rFonts w:hint="eastAsia"/>
+          <w:sz w:val="22"/>
+        </w:rPr>
         <w:lastRenderedPageBreak/>
-        <w:t>서로 부모-자식 관계에 있는 ragdoll body는 joint constraint로 묶여있고 별도의 contact constraint를 발생시키지 않는 편이 안정적이다.</w:t>
+        <w:t>contact constraint를 발생시키지 않는 편이 안정적이다.</w:t>
       </w:r>
     </w:p>
     <w:p>
@@ -1153,8 +1240,17 @@
           <w:rFonts w:hint="eastAsia"/>
           <w:sz w:val="22"/>
         </w:rPr>
-        <w:t>body들 끼리만</w:t>
-      </w:r>
+        <w:t xml:space="preserve">body들 </w:t>
+      </w:r>
+      <w:proofErr w:type="spellStart"/>
+      <w:r>
+        <w:rPr>
+          <w:rFonts w:hint="eastAsia"/>
+          <w:sz w:val="22"/>
+        </w:rPr>
+        <w:t>끼리만</w:t>
+      </w:r>
+      <w:proofErr w:type="spellEnd"/>
       <w:proofErr w:type="gramEnd"/>
       <w:r>
         <w:rPr>
@@ -1203,7 +1299,23 @@
           <w:rFonts w:hint="eastAsia"/>
           <w:sz w:val="22"/>
         </w:rPr>
-        <w:t>상체 휴머노이드 ragdoll</w:t>
+        <w:t xml:space="preserve">상체 </w:t>
+      </w:r>
+      <w:proofErr w:type="spellStart"/>
+      <w:r>
+        <w:rPr>
+          <w:rFonts w:hint="eastAsia"/>
+          <w:sz w:val="22"/>
+        </w:rPr>
+        <w:t>휴머노이드</w:t>
+      </w:r>
+      <w:proofErr w:type="spellEnd"/>
+      <w:r>
+        <w:rPr>
+          <w:rFonts w:hint="eastAsia"/>
+          <w:sz w:val="22"/>
+        </w:rPr>
+        <w:t xml:space="preserve"> ragdoll</w:t>
       </w:r>
       <w:r>
         <w:rPr>
@@ -1278,7 +1390,23 @@
           <w:rFonts w:hint="eastAsia"/>
           <w:sz w:val="22"/>
         </w:rPr>
-        <w:t>하체 휴머노이드 ragdoll</w:t>
+        <w:t xml:space="preserve">하체 </w:t>
+      </w:r>
+      <w:proofErr w:type="spellStart"/>
+      <w:r>
+        <w:rPr>
+          <w:rFonts w:hint="eastAsia"/>
+          <w:sz w:val="22"/>
+        </w:rPr>
+        <w:t>휴머노이드</w:t>
+      </w:r>
+      <w:proofErr w:type="spellEnd"/>
+      <w:r>
+        <w:rPr>
+          <w:rFonts w:hint="eastAsia"/>
+          <w:sz w:val="22"/>
+        </w:rPr>
+        <w:t xml:space="preserve"> ragdoll</w:t>
       </w:r>
       <w:r>
         <w:rPr>
@@ -1347,26 +1475,51 @@
           <w:sz w:val="22"/>
         </w:rPr>
       </w:pPr>
-      <w:r>
-        <w:rPr>
-          <w:rFonts w:hint="eastAsia"/>
+      <w:proofErr w:type="spellStart"/>
+      <w:r>
+        <w:rPr>
+          <w:rFonts w:hint="eastAsia"/>
+          <w:sz w:val="22"/>
+        </w:rPr>
+        <w:t>완전체</w:t>
+      </w:r>
+      <w:proofErr w:type="spellEnd"/>
+      <w:r>
+        <w:rPr>
+          <w:rFonts w:hint="eastAsia"/>
+          <w:sz w:val="22"/>
+        </w:rPr>
+        <w:t xml:space="preserve"> </w:t>
+      </w:r>
+      <w:proofErr w:type="spellStart"/>
+      <w:r>
+        <w:rPr>
+          <w:rFonts w:hint="eastAsia"/>
+          <w:sz w:val="22"/>
+        </w:rPr>
+        <w:t>휴머노이드</w:t>
+      </w:r>
+      <w:proofErr w:type="spellEnd"/>
+      <w:r>
+        <w:rPr>
+          <w:rFonts w:hint="eastAsia"/>
+          <w:sz w:val="22"/>
+        </w:rPr>
+        <w:t xml:space="preserve"> ragdoll</w:t>
+      </w:r>
+      <w:r>
+        <w:rPr>
+          <w:sz w:val="22"/>
+        </w:rPr>
+        <w:br/>
+      </w:r>
+      <w:r>
+        <w:rPr>
+          <w:rFonts w:hint="eastAsia"/>
+          <w:noProof/>
           <w:sz w:val="22"/>
         </w:rPr>
         <w:lastRenderedPageBreak/>
-        <w:t>완전체 휴머노이드 ragdoll</w:t>
-      </w:r>
-      <w:r>
-        <w:rPr>
-          <w:sz w:val="22"/>
-        </w:rPr>
-        <w:br/>
-      </w:r>
-      <w:r>
-        <w:rPr>
-          <w:rFonts w:hint="eastAsia"/>
-          <w:noProof/>
-          <w:sz w:val="22"/>
-        </w:rPr>
         <w:drawing>
           <wp:inline distT="0" distB="0" distL="0" distR="0" wp14:anchorId="5B248E07" wp14:editId="64DB2C3A">
             <wp:extent cx="4667113" cy="3600000"/>
@@ -1455,7 +1608,23 @@
           <w:rFonts w:hint="eastAsia"/>
           <w:sz w:val="22"/>
         </w:rPr>
-        <w:t>ua script를 이용해 타임라인 이벤트, 스킬 설정값들을 표현</w:t>
+        <w:t xml:space="preserve">ua script를 이용해 타임라인 이벤트, 스킬 </w:t>
+      </w:r>
+      <w:proofErr w:type="spellStart"/>
+      <w:r>
+        <w:rPr>
+          <w:rFonts w:hint="eastAsia"/>
+          <w:sz w:val="22"/>
+        </w:rPr>
+        <w:t>설정값들을</w:t>
+      </w:r>
+      <w:proofErr w:type="spellEnd"/>
+      <w:r>
+        <w:rPr>
+          <w:rFonts w:hint="eastAsia"/>
+          <w:sz w:val="22"/>
+        </w:rPr>
+        <w:t xml:space="preserve"> 표현</w:t>
       </w:r>
     </w:p>
     <w:p>
@@ -1510,7 +1679,135 @@
           <w:rFonts w:hint="eastAsia"/>
           <w:sz w:val="22"/>
         </w:rPr>
-        <w:t>타임라인 이벤트로는 SpawnHitBox, DestroyHitBox, PlayAnimation, PlayVFX, SendGameplayEvent, ModifyStat, ApplyImpulse, CameraShake 등이 있음</w:t>
+        <w:t xml:space="preserve">타임라인 이벤트로는 </w:t>
+      </w:r>
+      <w:proofErr w:type="spellStart"/>
+      <w:r>
+        <w:rPr>
+          <w:rFonts w:hint="eastAsia"/>
+          <w:sz w:val="22"/>
+        </w:rPr>
+        <w:t>SpawnHitBox</w:t>
+      </w:r>
+      <w:proofErr w:type="spellEnd"/>
+      <w:r>
+        <w:rPr>
+          <w:rFonts w:hint="eastAsia"/>
+          <w:sz w:val="22"/>
+        </w:rPr>
+        <w:t xml:space="preserve">, </w:t>
+      </w:r>
+      <w:proofErr w:type="spellStart"/>
+      <w:r>
+        <w:rPr>
+          <w:rFonts w:hint="eastAsia"/>
+          <w:sz w:val="22"/>
+        </w:rPr>
+        <w:t>DestroyHitBox</w:t>
+      </w:r>
+      <w:proofErr w:type="spellEnd"/>
+      <w:r>
+        <w:rPr>
+          <w:rFonts w:hint="eastAsia"/>
+          <w:sz w:val="22"/>
+        </w:rPr>
+        <w:t xml:space="preserve">, </w:t>
+      </w:r>
+      <w:proofErr w:type="spellStart"/>
+      <w:r>
+        <w:rPr>
+          <w:rFonts w:hint="eastAsia"/>
+          <w:sz w:val="22"/>
+        </w:rPr>
+        <w:t>PlayAnimation</w:t>
+      </w:r>
+      <w:proofErr w:type="spellEnd"/>
+      <w:r>
+        <w:rPr>
+          <w:rFonts w:hint="eastAsia"/>
+          <w:sz w:val="22"/>
+        </w:rPr>
+        <w:t xml:space="preserve">, </w:t>
+      </w:r>
+      <w:proofErr w:type="spellStart"/>
+      <w:r>
+        <w:rPr>
+          <w:rFonts w:hint="eastAsia"/>
+          <w:sz w:val="22"/>
+        </w:rPr>
+        <w:t>PlayVFX</w:t>
+      </w:r>
+      <w:proofErr w:type="spellEnd"/>
+      <w:r>
+        <w:rPr>
+          <w:rFonts w:hint="eastAsia"/>
+          <w:sz w:val="22"/>
+        </w:rPr>
+        <w:t xml:space="preserve">, </w:t>
+      </w:r>
+      <w:proofErr w:type="spellStart"/>
+      <w:r>
+        <w:rPr>
+          <w:rFonts w:hint="eastAsia"/>
+          <w:sz w:val="22"/>
+        </w:rPr>
+        <w:t>SendGameplayEvent</w:t>
+      </w:r>
+      <w:proofErr w:type="spellEnd"/>
+      <w:r>
+        <w:rPr>
+          <w:rFonts w:hint="eastAsia"/>
+          <w:sz w:val="22"/>
+        </w:rPr>
+        <w:t xml:space="preserve">, </w:t>
+      </w:r>
+      <w:proofErr w:type="spellStart"/>
+      <w:r>
+        <w:rPr>
+          <w:rFonts w:hint="eastAsia"/>
+          <w:sz w:val="22"/>
+        </w:rPr>
+        <w:t>ModifyStat</w:t>
+      </w:r>
+      <w:proofErr w:type="spellEnd"/>
+      <w:r>
+        <w:rPr>
+          <w:rFonts w:hint="eastAsia"/>
+          <w:sz w:val="22"/>
+        </w:rPr>
+        <w:t xml:space="preserve">, </w:t>
+      </w:r>
+      <w:proofErr w:type="spellStart"/>
+      <w:r>
+        <w:rPr>
+          <w:rFonts w:hint="eastAsia"/>
+          <w:sz w:val="22"/>
+        </w:rPr>
+        <w:t>ApplyImpulse</w:t>
+      </w:r>
+      <w:proofErr w:type="spellEnd"/>
+      <w:r>
+        <w:rPr>
+          <w:rFonts w:hint="eastAsia"/>
+          <w:sz w:val="22"/>
+        </w:rPr>
+        <w:t xml:space="preserve">, </w:t>
+      </w:r>
+      <w:proofErr w:type="spellStart"/>
+      <w:r>
+        <w:rPr>
+          <w:rFonts w:hint="eastAsia"/>
+          <w:sz w:val="22"/>
+        </w:rPr>
+        <w:t>CameraShake</w:t>
+      </w:r>
+      <w:proofErr w:type="spellEnd"/>
+      <w:r>
+        <w:rPr>
+          <w:rFonts w:hint="eastAsia"/>
+          <w:sz w:val="22"/>
+        </w:rPr>
+        <w:t xml:space="preserve"> 등이 있음</w:t>
       </w:r>
     </w:p>
     <w:p>
@@ -1526,12 +1823,21 @@
           <w:sz w:val="22"/>
         </w:rPr>
       </w:pPr>
-      <w:r>
-        <w:rPr>
-          <w:rFonts w:hint="eastAsia"/>
-          <w:sz w:val="22"/>
-        </w:rPr>
-        <w:t>HitBox의 경우 그룹 및 그룹별 hit cooldown을 지정해 중복 피격 등을 방지</w:t>
+      <w:proofErr w:type="spellStart"/>
+      <w:r>
+        <w:rPr>
+          <w:rFonts w:hint="eastAsia"/>
+          <w:sz w:val="22"/>
+        </w:rPr>
+        <w:t>HitBox</w:t>
+      </w:r>
+      <w:proofErr w:type="spellEnd"/>
+      <w:r>
+        <w:rPr>
+          <w:rFonts w:hint="eastAsia"/>
+          <w:sz w:val="22"/>
+        </w:rPr>
+        <w:t>의 경우 그룹 및 그룹별 hit cooldown을 지정해 중복 피격 등을 방지</w:t>
       </w:r>
     </w:p>
     <w:p>
@@ -1547,12 +1853,37 @@
           <w:sz w:val="22"/>
         </w:rPr>
       </w:pPr>
-      <w:r>
-        <w:rPr>
-          <w:rFonts w:hint="eastAsia"/>
-          <w:sz w:val="22"/>
-        </w:rPr>
-        <w:t>HitBox는 bone이나 vfx particle에 attach 가능하도록 구현, offset 지정 및</w:t>
+      <w:proofErr w:type="spellStart"/>
+      <w:r>
+        <w:rPr>
+          <w:rFonts w:hint="eastAsia"/>
+          <w:sz w:val="22"/>
+        </w:rPr>
+        <w:t>HitBox</w:t>
+      </w:r>
+      <w:proofErr w:type="spellEnd"/>
+      <w:r>
+        <w:rPr>
+          <w:rFonts w:hint="eastAsia"/>
+          <w:sz w:val="22"/>
+        </w:rPr>
+        <w:t xml:space="preserve">는 bone이나 </w:t>
+      </w:r>
+      <w:proofErr w:type="spellStart"/>
+      <w:r>
+        <w:rPr>
+          <w:rFonts w:hint="eastAsia"/>
+          <w:sz w:val="22"/>
+        </w:rPr>
+        <w:t>vfx</w:t>
+      </w:r>
+      <w:proofErr w:type="spellEnd"/>
+      <w:r>
+        <w:rPr>
+          <w:rFonts w:hint="eastAsia"/>
+          <w:sz w:val="22"/>
+        </w:rPr>
+        <w:t xml:space="preserve"> particle에 attach 가능하도록 구현, offset 지정 및</w:t>
       </w:r>
       <w:r>
         <w:rPr>
@@ -1565,7 +1896,39 @@
           <w:rFonts w:hint="eastAsia"/>
           <w:sz w:val="22"/>
         </w:rPr>
-        <w:t>회전 상속 등이 가능하며, onHit 정보로 적용할 데미지와 충격량이나 상태 변화를 표현</w:t>
+        <w:t xml:space="preserve">회전 상속 등이 가능하며, </w:t>
+      </w:r>
+      <w:proofErr w:type="spellStart"/>
+      <w:r>
+        <w:rPr>
+          <w:rFonts w:hint="eastAsia"/>
+          <w:sz w:val="22"/>
+        </w:rPr>
+        <w:t>onHit</w:t>
+      </w:r>
+      <w:proofErr w:type="spellEnd"/>
+      <w:r>
+        <w:rPr>
+          <w:rFonts w:hint="eastAsia"/>
+          <w:sz w:val="22"/>
+        </w:rPr>
+        <w:t xml:space="preserve"> 정보로 적용할 데미지와 </w:t>
+      </w:r>
+      <w:proofErr w:type="spellStart"/>
+      <w:r>
+        <w:rPr>
+          <w:rFonts w:hint="eastAsia"/>
+          <w:sz w:val="22"/>
+        </w:rPr>
+        <w:t>충격량이나</w:t>
+      </w:r>
+      <w:proofErr w:type="spellEnd"/>
+      <w:r>
+        <w:rPr>
+          <w:rFonts w:hint="eastAsia"/>
+          <w:sz w:val="22"/>
+        </w:rPr>
+        <w:t xml:space="preserve"> 상태 변화를 표현</w:t>
       </w:r>
     </w:p>
     <w:p>
@@ -1702,7 +2065,23 @@
           <w:rFonts w:hint="eastAsia"/>
           <w:sz w:val="22"/>
         </w:rPr>
-        <w:t>별도로 light frustum culling을 수행, 각 렌더링 파이프라인에선 shadow pass에서 cull되지 않은 draw event들, gbuffer pass에서 cull되지 않은 draw event들을 따로 저장해 사용</w:t>
+        <w:t xml:space="preserve">별도로 light frustum culling을 수행, 각 렌더링 파이프라인에선 shadow pass에서 cull되지 않은 draw event들, </w:t>
+      </w:r>
+      <w:proofErr w:type="spellStart"/>
+      <w:r>
+        <w:rPr>
+          <w:rFonts w:hint="eastAsia"/>
+          <w:sz w:val="22"/>
+        </w:rPr>
+        <w:t>gbuffer</w:t>
+      </w:r>
+      <w:proofErr w:type="spellEnd"/>
+      <w:r>
+        <w:rPr>
+          <w:rFonts w:hint="eastAsia"/>
+          <w:sz w:val="22"/>
+        </w:rPr>
+        <w:t xml:space="preserve"> pass에서 cull되지 않은 draw event들을 따로 저장해 사용</w:t>
       </w:r>
     </w:p>
     <w:p>
@@ -1719,7 +2098,6 @@
           <w:sz w:val="28"/>
           <w:szCs w:val="32"/>
         </w:rPr>
-        <w:lastRenderedPageBreak/>
         <w:t>이종진:</w:t>
       </w:r>
     </w:p>
@@ -1728,7 +2106,6 @@
         <w:ind w:leftChars="200" w:left="400"/>
         <w:jc w:val="left"/>
         <w:rPr>
-          <w:rFonts w:hint="eastAsia"/>
           <w:b/>
           <w:bCs/>
           <w:sz w:val="18"/>
@@ -1743,6 +2120,7 @@
           <w:sz w:val="18"/>
           <w:szCs w:val="20"/>
         </w:rPr>
+        <w:lastRenderedPageBreak/>
         <w:t>1</w:t>
       </w:r>
       <w:r>
@@ -1788,7 +2166,43 @@
           <w:sz w:val="18"/>
           <w:szCs w:val="20"/>
         </w:rPr>
-        <w:t>유니티 VFX 에셋을 사용하려 할 때 그 에셋이 Unity 시스템 중 하나인 Shader Graph를 사용한다면</w:t>
+        <w:t xml:space="preserve">유니티 VFX </w:t>
+      </w:r>
+      <w:proofErr w:type="spellStart"/>
+      <w:r>
+        <w:rPr>
+          <w:rFonts w:hint="eastAsia"/>
+          <w:sz w:val="18"/>
+          <w:szCs w:val="20"/>
+        </w:rPr>
+        <w:t>에셋을</w:t>
+      </w:r>
+      <w:proofErr w:type="spellEnd"/>
+      <w:r>
+        <w:rPr>
+          <w:rFonts w:hint="eastAsia"/>
+          <w:sz w:val="18"/>
+          <w:szCs w:val="20"/>
+        </w:rPr>
+        <w:t xml:space="preserve"> 사용하려 할 때 그 </w:t>
+      </w:r>
+      <w:proofErr w:type="spellStart"/>
+      <w:r>
+        <w:rPr>
+          <w:rFonts w:hint="eastAsia"/>
+          <w:sz w:val="18"/>
+          <w:szCs w:val="20"/>
+        </w:rPr>
+        <w:t>에셋이</w:t>
+      </w:r>
+      <w:proofErr w:type="spellEnd"/>
+      <w:r>
+        <w:rPr>
+          <w:rFonts w:hint="eastAsia"/>
+          <w:sz w:val="18"/>
+          <w:szCs w:val="20"/>
+        </w:rPr>
+        <w:t xml:space="preserve"> Unity 시스템 중 하나인 Shader Graph를 사용한다면</w:t>
       </w:r>
       <w:r>
         <w:rPr>
@@ -1829,7 +2243,25 @@
           <w:sz w:val="18"/>
           <w:szCs w:val="20"/>
         </w:rPr>
-        <w:t>Hit, Muzzle 같이 평면적으로 보여도 괜찮은 이펙트들은 재생한 모습을 녹화를 해서 스프라이트로 만들어</w:t>
+        <w:t xml:space="preserve">Hit, Muzzle 같이 평면적으로 보여도 괜찮은 이펙트들은 재생한 모습을 녹화를 해서 </w:t>
+      </w:r>
+      <w:proofErr w:type="spellStart"/>
+      <w:r>
+        <w:rPr>
+          <w:rFonts w:hint="eastAsia"/>
+          <w:sz w:val="18"/>
+          <w:szCs w:val="20"/>
+        </w:rPr>
+        <w:t>스프라이트로</w:t>
+      </w:r>
+      <w:proofErr w:type="spellEnd"/>
+      <w:r>
+        <w:rPr>
+          <w:rFonts w:hint="eastAsia"/>
+          <w:sz w:val="18"/>
+          <w:szCs w:val="20"/>
+        </w:rPr>
+        <w:t xml:space="preserve"> 만들어</w:t>
       </w:r>
       <w:r>
         <w:rPr>
@@ -1868,7 +2300,6 @@
         <w:ind w:leftChars="380" w:left="1120"/>
         <w:jc w:val="left"/>
         <w:rPr>
-          <w:rFonts w:hint="eastAsia"/>
           <w:sz w:val="18"/>
           <w:szCs w:val="20"/>
         </w:rPr>
@@ -1933,7 +2364,29 @@
           <w:sz w:val="18"/>
           <w:szCs w:val="20"/>
         </w:rPr>
-        <w:t>Arrow, Arrow Rain, Arrow Volley, EnergyExplosionArrow, Tornado Shot 추가</w:t>
+        <w:t xml:space="preserve">Arrow, Arrow Rain, Arrow Volley, </w:t>
+      </w:r>
+      <w:proofErr w:type="spellStart"/>
+      <w:r>
+        <w:rPr>
+          <w:rFonts w:hint="eastAsia"/>
+          <w:b/>
+          <w:bCs/>
+          <w:sz w:val="18"/>
+          <w:szCs w:val="20"/>
+        </w:rPr>
+        <w:t>EnergyExplosionArrow</w:t>
+      </w:r>
+      <w:proofErr w:type="spellEnd"/>
+      <w:r>
+        <w:rPr>
+          <w:rFonts w:hint="eastAsia"/>
+          <w:b/>
+          <w:bCs/>
+          <w:sz w:val="18"/>
+          <w:szCs w:val="20"/>
+        </w:rPr>
+        <w:t>, Tornado Shot 추가</w:t>
       </w:r>
       <w:r>
         <w:rPr>
@@ -2021,7 +2474,25 @@
           <w:sz w:val="18"/>
           <w:szCs w:val="20"/>
         </w:rPr>
-        <w:t xml:space="preserve">Bake한 이미지를 이용해 EnergyExplosionArrow 이펙트를 쉽게 추가했다. </w:t>
+        <w:t xml:space="preserve">Bake한 이미지를 이용해 </w:t>
+      </w:r>
+      <w:proofErr w:type="spellStart"/>
+      <w:r>
+        <w:rPr>
+          <w:rFonts w:hint="eastAsia"/>
+          <w:sz w:val="18"/>
+          <w:szCs w:val="20"/>
+        </w:rPr>
+        <w:t>EnergyExplosionArrow</w:t>
+      </w:r>
+      <w:proofErr w:type="spellEnd"/>
+      <w:r>
+        <w:rPr>
+          <w:rFonts w:hint="eastAsia"/>
+          <w:sz w:val="18"/>
+          <w:szCs w:val="20"/>
+        </w:rPr>
+        <w:t xml:space="preserve"> 이펙트를 쉽게 추가했다. </w:t>
       </w:r>
     </w:p>
     <w:p>
@@ -2057,6 +2528,8 @@
       <w:r>
         <w:br w:type="page"/>
       </w:r>
+    </w:p>
+    <w:p>
       <w:r>
         <w:rPr>
           <w:rFonts w:ascii="맑은 고딕" w:eastAsia="맑은 고딕" w:hAnsi="맑은 고딕" w:cs="맑은 고딕"/>
@@ -2078,25 +2551,47 @@
           <w:b/>
         </w:rPr>
       </w:pPr>
+      <w:proofErr w:type="spellStart"/>
       <w:r>
         <w:rPr>
           <w:rFonts w:hint="eastAsia"/>
           <w:b/>
         </w:rPr>
-        <w:t>S</w:t>
-      </w:r>
-      <w:r>
-        <w:rPr>
+        <w:t>이시스</w:t>
+      </w:r>
+      <w:proofErr w:type="spellEnd"/>
+      <w:r>
+        <w:rPr>
+          <w:rFonts w:hint="eastAsia"/>
           <w:b/>
         </w:rPr>
-        <w:t xml:space="preserve">eparation force </w:t>
-      </w:r>
-      <w:r>
-        <w:rPr>
-          <w:rFonts w:hint="eastAsia"/>
+        <w:t xml:space="preserve"> 전술 전투 구현 </w:t>
+      </w:r>
+      <w:r>
+        <w:rPr>
           <w:b/>
         </w:rPr>
-        <w:t>적용 방식 수정</w:t>
+        <w:t xml:space="preserve">– </w:t>
+      </w:r>
+      <w:r>
+        <w:rPr>
+          <w:rFonts w:hint="eastAsia"/>
+          <w:b/>
+        </w:rPr>
+        <w:t xml:space="preserve">쐐기 대형 </w:t>
+      </w:r>
+      <w:r>
+        <w:rPr>
+          <w:b/>
+        </w:rPr>
+        <w:t>2</w:t>
+      </w:r>
+      <w:r>
+        <w:rPr>
+          <w:rFonts w:hint="eastAsia"/>
+          <w:b/>
+        </w:rPr>
+        <w:t>연 돌진 공격</w:t>
       </w:r>
     </w:p>
     <w:p>
@@ -2108,149 +2603,147 @@
         </w:numPr>
         <w:ind w:leftChars="0"/>
       </w:pPr>
-      <w:proofErr w:type="gramStart"/>
-      <w:r>
-        <w:rPr>
-          <w:rFonts w:hint="eastAsia"/>
-        </w:rPr>
-        <w:t>C</w:t>
-      </w:r>
-      <w:r>
-        <w:t>hase /</w:t>
-      </w:r>
-      <w:proofErr w:type="gramEnd"/>
-      <w:r>
-        <w:t xml:space="preserve"> Return </w:t>
-      </w:r>
-      <w:r>
-        <w:rPr>
-          <w:rFonts w:hint="eastAsia"/>
-        </w:rPr>
-        <w:t>상태에서 분리 힘의 수직 성분만 적용하도록 수정하였다.</w:t>
+      <w:r>
+        <w:t xml:space="preserve">어느 </w:t>
+      </w:r>
+      <w:proofErr w:type="spellStart"/>
+      <w:r>
+        <w:t>부대든</w:t>
+      </w:r>
+      <w:proofErr w:type="spellEnd"/>
+      <w:r>
+        <w:t xml:space="preserve"> 생존 인원이 초기 인원의 80% 미만으로 줄어들면 전술이 해금</w:t>
+      </w:r>
+      <w:r>
+        <w:rPr>
+          <w:rFonts w:hint="eastAsia"/>
+        </w:rPr>
+        <w:t>된다.</w:t>
       </w:r>
       <w:r>
         <w:br/>
       </w:r>
       <w:r>
-        <w:rPr>
-          <w:rFonts w:hint="eastAsia"/>
-        </w:rPr>
-        <w:t>추격 방향의 역방향 힘이 속도를 감소시키던 문제를 해결하였다.</w:t>
-      </w:r>
-      <w:r>
         <w:br/>
       </w:r>
-      <w:r>
-        <w:t>NPC들이 서로 겹치려 할 경우 자연스럽게 밀어내며 이동하고, 정면 충돌 시 멈추는 대신 서로를 피해 지나가도록 개선하였다.</w:t>
-      </w:r>
-    </w:p>
-    <w:p>
-      <w:pPr>
-        <w:pStyle w:val="a3"/>
-        <w:numPr>
-          <w:ilvl w:val="1"/>
-          <w:numId w:val="4"/>
-        </w:numPr>
-        <w:ind w:leftChars="0"/>
-      </w:pPr>
-      <w:r>
-        <w:rPr>
-          <w:rFonts w:hint="eastAsia"/>
-        </w:rPr>
-        <w:t>A</w:t>
-      </w:r>
-      <w:r>
-        <w:t xml:space="preserve">ttackWindup </w:t>
-      </w:r>
-      <w:r>
-        <w:rPr>
-          <w:rFonts w:hint="eastAsia"/>
-        </w:rPr>
-        <w:t>상태의 불필요한 방향 보정 로직을 제거했다.</w:t>
+      <w:proofErr w:type="spellStart"/>
+      <w:r>
+        <w:rPr>
+          <w:rFonts w:hint="eastAsia"/>
+        </w:rPr>
+        <w:t>봄버</w:t>
+      </w:r>
+      <w:proofErr w:type="spellEnd"/>
+      <w:r>
+        <w:rPr>
+          <w:rFonts w:hint="eastAsia"/>
+        </w:rPr>
+        <w:t xml:space="preserve"> 부대</w:t>
+      </w:r>
+      <w:r>
+        <w:t>는 플레이어 군집 중 위협도가 높은 최대 2개 군집을 골라 좌우에서</w:t>
       </w:r>
       <w:r>
         <w:br/>
       </w:r>
       <w:r>
-        <w:rPr>
-          <w:rFonts w:hint="eastAsia"/>
-        </w:rPr>
-        <w:t>공격</w:t>
-      </w:r>
-      <w:r>
-        <w:t xml:space="preserve"> 시전 중 NPC들의 방향이 부자연스럽게 틀어지는 현상을 개선하였다</w:t>
-      </w:r>
-      <w:r>
-        <w:rPr>
-          <w:rFonts w:hint="eastAsia"/>
-        </w:rPr>
+        <w:t xml:space="preserve">쐐기 </w:t>
+      </w:r>
+      <w:r>
+        <w:rPr>
+          <w:rFonts w:hint="eastAsia"/>
+        </w:rPr>
+        <w:t xml:space="preserve">대형 </w:t>
+      </w:r>
+      <w:r>
+        <w:t>돌진</w:t>
+      </w:r>
+      <w:r>
+        <w:rPr>
+          <w:rFonts w:hint="eastAsia"/>
+        </w:rPr>
+        <w:t xml:space="preserve"> 공격</w:t>
+      </w:r>
+      <w:r>
+        <w:t>을 수행</w:t>
+      </w:r>
+      <w:r>
+        <w:rPr>
+          <w:rFonts w:hint="eastAsia"/>
+        </w:rPr>
+        <w:t>한다.</w:t>
+      </w:r>
+      <w:r>
+        <w:t xml:space="preserve"> </w:t>
+      </w:r>
+      <w:r>
+        <w:br/>
+      </w:r>
+      <w:r>
+        <w:br/>
+      </w:r>
+      <w:r>
+        <w:t xml:space="preserve">1차 돌진이 끝나면 </w:t>
+      </w:r>
+      <w:r>
+        <w:rPr>
+          <w:rFonts w:hint="eastAsia"/>
+        </w:rPr>
+        <w:t xml:space="preserve">버디 </w:t>
+      </w:r>
+      <w:r>
+        <w:t>부대가 2차 공격을 준</w:t>
+      </w:r>
+      <w:r>
+        <w:rPr>
+          <w:rFonts w:hint="eastAsia"/>
+        </w:rPr>
+        <w:t>비한다</w:t>
+      </w:r>
+      <w:r>
         <w:t>.</w:t>
       </w:r>
-    </w:p>
-    <w:p>
-      <w:pPr>
-        <w:pStyle w:val="a3"/>
-        <w:numPr>
-          <w:ilvl w:val="1"/>
-          <w:numId w:val="4"/>
-        </w:numPr>
-        <w:ind w:leftChars="0"/>
-      </w:pPr>
-      <w:r>
-        <w:t xml:space="preserve">AttackRecover </w:t>
-      </w:r>
-      <w:r>
-        <w:rPr>
-          <w:rFonts w:hint="eastAsia"/>
-        </w:rPr>
-        <w:t>상태에선</w:t>
-      </w:r>
-    </w:p>
-    <w:p>
-      <w:pPr>
-        <w:pStyle w:val="a3"/>
-        <w:numPr>
-          <w:ilvl w:val="2"/>
-          <w:numId w:val="4"/>
-        </w:numPr>
-        <w:ind w:leftChars="0"/>
-      </w:pPr>
-      <w:r>
-        <w:rPr>
-          <w:rFonts w:hint="eastAsia"/>
-        </w:rPr>
-        <w:t>드리프트 처리와 과밀 판정을 분리하였다.</w:t>
-      </w:r>
-    </w:p>
-    <w:p>
-      <w:pPr>
-        <w:pStyle w:val="a3"/>
-        <w:numPr>
-          <w:ilvl w:val="2"/>
-          <w:numId w:val="4"/>
-        </w:numPr>
-        <w:ind w:leftChars="0"/>
-      </w:pPr>
-      <w:r>
-        <w:rPr>
-          <w:rFonts w:hint="eastAsia"/>
-        </w:rPr>
-        <w:t>공격</w:t>
-      </w:r>
-      <w:r>
-        <w:t xml:space="preserve"> 시전 중 매 틱 separation radius를 사용해 반발력을 계산하던 기존 방식은 NPC들이 과도하게 밀려나는 문제가 있었다.</w:t>
-      </w:r>
       <w:r>
         <w:br/>
       </w:r>
       <w:r>
-        <w:rPr>
-          <w:rFonts w:hint="eastAsia"/>
-        </w:rPr>
-        <w:t>이를</w:t>
-      </w:r>
-      <w:r>
-        <w:t xml:space="preserve"> 해결하기 위해 실제 몸 크기에 해당하는 body radius 기반의 최소 반발만 적용하여 자연스러운 움직임을 구현하였다.</w:t>
+        <w:t xml:space="preserve">이때 </w:t>
+      </w:r>
+      <w:r>
+        <w:rPr>
+          <w:rFonts w:hint="eastAsia"/>
+        </w:rPr>
+        <w:t>중간보스</w:t>
+      </w:r>
+      <w:r>
+        <w:t xml:space="preserve">가 살아 있는 </w:t>
+      </w:r>
+      <w:r>
+        <w:rPr>
+          <w:rFonts w:hint="eastAsia"/>
+        </w:rPr>
+        <w:t>버디</w:t>
+      </w:r>
+      <w:r>
+        <w:t xml:space="preserve"> 부대 중 하나의 쐐기</w:t>
+      </w:r>
+      <w:r>
+        <w:rPr>
+          <w:rFonts w:hint="eastAsia"/>
+        </w:rPr>
+        <w:t xml:space="preserve"> 대형</w:t>
+      </w:r>
+      <w:r>
+        <w:t xml:space="preserve"> 선두 위치로 이동해 합류</w:t>
+      </w:r>
+      <w:r>
+        <w:rPr>
+          <w:rFonts w:hint="eastAsia"/>
+        </w:rPr>
+        <w:t>한다</w:t>
+      </w:r>
+      <w:r>
+        <w:t>.</w:t>
       </w:r>
       <w:r>
         <w:br/>
@@ -2259,21 +2752,111 @@
         <w:rPr>
           <w:rFonts w:hint="eastAsia"/>
         </w:rPr>
-        <w:t>또한</w:t>
-      </w:r>
-      <w:r>
-        <w:t xml:space="preserve"> AttackRecover 상태 종료 이후에만 separation radius를 이용해 밀집 여부를 판정하고, 필요 시 서로 밀어내도록 수정하였다.</w:t>
-      </w:r>
-    </w:p>
-    <w:p>
-      <w:pPr>
-        <w:pStyle w:val="a3"/>
-        <w:numPr>
-          <w:ilvl w:val="0"/>
-          <w:numId w:val="4"/>
-        </w:numPr>
-        <w:ind w:leftChars="0"/>
-        <w:rPr>
+        <w:t>돌진을</w:t>
+      </w:r>
+      <w:r>
+        <w:t xml:space="preserve"> 시작하면 </w:t>
+      </w:r>
+      <w:r>
+        <w:rPr>
+          <w:rFonts w:hint="eastAsia"/>
+        </w:rPr>
+        <w:t>중간보스</w:t>
+      </w:r>
+      <w:r>
+        <w:t xml:space="preserve">도 같은 방향으로 함께 돌진하며, </w:t>
+      </w:r>
+      <w:r>
+        <w:rPr>
+          <w:rFonts w:hint="eastAsia"/>
+        </w:rPr>
+        <w:t>중간보스</w:t>
+      </w:r>
+      <w:r>
+        <w:t xml:space="preserve">가 합류한 </w:t>
+      </w:r>
+      <w:r>
+        <w:rPr>
+          <w:rFonts w:hint="eastAsia"/>
+        </w:rPr>
+        <w:t>쐐기 대형은</w:t>
+      </w:r>
+      <w:r>
+        <w:br/>
+      </w:r>
+      <w:r>
+        <w:t>피해 배율이 강화</w:t>
+      </w:r>
+      <w:r>
+        <w:rPr>
+          <w:rFonts w:hint="eastAsia"/>
+        </w:rPr>
+        <w:t>된다.</w:t>
+      </w:r>
+      <w:r>
+        <w:br/>
+      </w:r>
+      <w:r>
+        <w:br/>
+      </w:r>
+      <w:r>
+        <w:rPr>
+          <w:rFonts w:hint="eastAsia"/>
+        </w:rPr>
+        <w:t>전술이</w:t>
+      </w:r>
+      <w:r>
+        <w:t xml:space="preserve"> 끝나면 </w:t>
+      </w:r>
+      <w:proofErr w:type="spellStart"/>
+      <w:r>
+        <w:rPr>
+          <w:rFonts w:hint="eastAsia"/>
+        </w:rPr>
+        <w:t>쿨타임</w:t>
+      </w:r>
+      <w:r>
+        <w:t>에</w:t>
+      </w:r>
+      <w:proofErr w:type="spellEnd"/>
+      <w:r>
+        <w:t xml:space="preserve"> 들어</w:t>
+      </w:r>
+      <w:r>
+        <w:rPr>
+          <w:rFonts w:hint="eastAsia"/>
+        </w:rPr>
+        <w:t>간다</w:t>
+      </w:r>
+      <w:r>
+        <w:t>.</w:t>
+      </w:r>
+      <w:r>
+        <w:br/>
+      </w:r>
+      <w:proofErr w:type="spellStart"/>
+      <w:r>
+        <w:t>쿨타임은</w:t>
+      </w:r>
+      <w:proofErr w:type="spellEnd"/>
+      <w:r>
+        <w:t xml:space="preserve"> 매번 7~13초 사이에서 랜덤으로 정해</w:t>
+      </w:r>
+      <w:r>
+        <w:rPr>
+          <w:rFonts w:hint="eastAsia"/>
+        </w:rPr>
+        <w:t>진다.</w:t>
+      </w:r>
+    </w:p>
+    <w:p>
+      <w:pPr>
+        <w:widowControl/>
+        <w:wordWrap/>
+        <w:autoSpaceDE/>
+        <w:autoSpaceDN/>
+        <w:rPr>
+          <w:rFonts w:hint="eastAsia"/>
           <w:b/>
         </w:rPr>
       </w:pPr>
@@ -2281,359 +2864,7 @@
         <w:rPr>
           <w:b/>
         </w:rPr>
-        <w:t xml:space="preserve">NPC </w:t>
-      </w:r>
-      <w:r>
-        <w:rPr>
-          <w:rFonts w:hint="eastAsia"/>
-          <w:b/>
-        </w:rPr>
-        <w:t>반응 딜레이 시스템</w:t>
-      </w:r>
-    </w:p>
-    <w:tbl>
-      <w:tblPr>
-        <w:tblStyle w:val="a8"/>
-        <w:tblpPr w:leftFromText="142" w:rightFromText="142" w:vertAnchor="text" w:horzAnchor="margin" w:tblpXSpec="center" w:tblpY="1546"/>
-        <w:tblW w:w="0" w:type="auto"/>
-        <w:tblLook w:val="04A0" w:firstRow="1" w:lastRow="0" w:firstColumn="1" w:lastColumn="0" w:noHBand="0" w:noVBand="1"/>
-      </w:tblPr>
-      <w:tblGrid>
-        <w:gridCol w:w="3908"/>
-        <w:gridCol w:w="3908"/>
-      </w:tblGrid>
-      <w:tr>
-        <w:tc>
-          <w:tcPr>
-            <w:tcW w:w="3908" w:type="dxa"/>
-          </w:tcPr>
-          <w:p>
-            <w:pPr>
-              <w:pStyle w:val="a3"/>
-              <w:ind w:leftChars="0" w:left="0"/>
-            </w:pPr>
-            <w:r>
-              <w:rPr>
-                <w:rFonts w:hint="eastAsia"/>
-              </w:rPr>
-              <w:t>상태 전이</w:t>
-            </w:r>
-          </w:p>
-        </w:tc>
-        <w:tc>
-          <w:tcPr>
-            <w:tcW w:w="3908" w:type="dxa"/>
-          </w:tcPr>
-          <w:p>
-            <w:pPr>
-              <w:pStyle w:val="a3"/>
-              <w:ind w:leftChars="0" w:left="0"/>
-            </w:pPr>
-            <w:r>
-              <w:rPr>
-                <w:rFonts w:hint="eastAsia"/>
-              </w:rPr>
-              <w:t>딜레이</w:t>
-            </w:r>
-          </w:p>
-        </w:tc>
-      </w:tr>
-      <w:tr>
-        <w:tc>
-          <w:tcPr>
-            <w:tcW w:w="3908" w:type="dxa"/>
-          </w:tcPr>
-          <w:p>
-            <w:pPr>
-              <w:pStyle w:val="a3"/>
-              <w:ind w:leftChars="0" w:left="0"/>
-            </w:pPr>
-            <w:r>
-              <w:rPr>
-                <w:rFonts w:hint="eastAsia"/>
-              </w:rPr>
-              <w:t>I</w:t>
-            </w:r>
-            <w:r>
-              <w:t>dle -&gt; Chase</w:t>
-            </w:r>
-          </w:p>
-        </w:tc>
-        <w:tc>
-          <w:tcPr>
-            <w:tcW w:w="3908" w:type="dxa"/>
-          </w:tcPr>
-          <w:p>
-            <w:r>
-              <w:rPr>
-                <w:rFonts w:hint="eastAsia"/>
-              </w:rPr>
-              <w:t>0</w:t>
-            </w:r>
-            <w:r>
-              <w:t xml:space="preserve"> ~ 0.3</w:t>
-            </w:r>
-            <w:r>
-              <w:rPr>
-                <w:rFonts w:hint="eastAsia"/>
-              </w:rPr>
-              <w:t>초</w:t>
-            </w:r>
-          </w:p>
-        </w:tc>
-      </w:tr>
-      <w:tr>
-        <w:tc>
-          <w:tcPr>
-            <w:tcW w:w="3908" w:type="dxa"/>
-          </w:tcPr>
-          <w:p>
-            <w:pPr>
-              <w:pStyle w:val="a3"/>
-              <w:ind w:leftChars="0" w:left="0"/>
-            </w:pPr>
-            <w:r>
-              <w:rPr>
-                <w:rFonts w:hint="eastAsia"/>
-              </w:rPr>
-              <w:t>I</w:t>
-            </w:r>
-            <w:r>
-              <w:t>dle -&gt; Investigate</w:t>
-            </w:r>
-          </w:p>
-        </w:tc>
-        <w:tc>
-          <w:tcPr>
-            <w:tcW w:w="3908" w:type="dxa"/>
-          </w:tcPr>
-          <w:p>
-            <w:pPr>
-              <w:pStyle w:val="a3"/>
-              <w:numPr>
-                <w:ilvl w:val="0"/>
-                <w:numId w:val="5"/>
-              </w:numPr>
-              <w:ind w:leftChars="0"/>
-            </w:pPr>
-            <w:r>
-              <w:t>~ 2.0</w:t>
-            </w:r>
-            <w:r>
-              <w:rPr>
-                <w:rFonts w:hint="eastAsia"/>
-              </w:rPr>
-              <w:t>초</w:t>
-            </w:r>
-          </w:p>
-        </w:tc>
-      </w:tr>
-    </w:tbl>
-    <w:p>
-      <w:pPr>
-        <w:pStyle w:val="a3"/>
-        <w:numPr>
-          <w:ilvl w:val="1"/>
-          <w:numId w:val="4"/>
-        </w:numPr>
-        <w:ind w:leftChars="0"/>
-      </w:pPr>
-      <w:r>
-        <w:t>Idle 상태의 NPC들이 동시에 반응하는 현상을 줄이기 위해 랜덤 반응 지연 시스템을</w:t>
-      </w:r>
-      <w:r>
-        <w:br/>
-        <w:t>추가하였다.</w:t>
-      </w:r>
-      <w:r>
-        <w:br/>
-      </w:r>
-      <w:r>
-        <w:rPr>
-          <w:rFonts w:hint="eastAsia"/>
-        </w:rPr>
-        <w:t>이를</w:t>
-      </w:r>
-      <w:r>
-        <w:t xml:space="preserve"> 통해 집단 행동의 기계적인 느낌을 완화하고 보다 자연스러운 반응 흐름을</w:t>
-      </w:r>
-      <w:r>
-        <w:br/>
-        <w:t>구현하였다.</w:t>
-      </w:r>
-      <w:r>
-        <w:br/>
-      </w:r>
-      <w:r>
-        <w:br/>
-      </w:r>
-      <w:r>
-        <w:br/>
-      </w:r>
-    </w:p>
-    <w:p>
-      <w:pPr>
-        <w:pStyle w:val="a3"/>
-        <w:numPr>
-          <w:ilvl w:val="0"/>
-          <w:numId w:val="4"/>
-        </w:numPr>
-        <w:ind w:leftChars="0"/>
-        <w:rPr>
-          <w:b/>
-        </w:rPr>
-      </w:pPr>
-      <w:r>
-        <w:rPr>
-          <w:rFonts w:hint="eastAsia"/>
-          <w:b/>
-        </w:rPr>
-        <w:t>고블린 시체 소멸 및 리스폰</w:t>
-      </w:r>
-    </w:p>
-    <w:p>
-      <w:pPr>
-        <w:pStyle w:val="a3"/>
-        <w:numPr>
-          <w:ilvl w:val="1"/>
-          <w:numId w:val="4"/>
-        </w:numPr>
-        <w:ind w:leftChars="0"/>
-      </w:pPr>
-      <w:r>
-        <w:t>NPC 사망 이후 일정 시간</w:t>
-      </w:r>
-      <w:r>
-        <w:rPr>
-          <w:rFonts w:hint="eastAsia"/>
-        </w:rPr>
-        <w:t>(</w:t>
-      </w:r>
-      <w:r>
-        <w:t>15</w:t>
-      </w:r>
-      <w:r>
-        <w:rPr>
-          <w:rFonts w:hint="eastAsia"/>
-        </w:rPr>
-        <w:t>초)</w:t>
-      </w:r>
-      <w:r>
-        <w:t>이 지나면 시체를 제거하고,</w:t>
-      </w:r>
-      <w:r>
-        <w:br/>
-      </w:r>
-      <w:r>
-        <w:t>설정된 시간 후 스폰 위치에서 리스폰되도록 구현하였다.</w:t>
-      </w:r>
-    </w:p>
-    <w:p>
-      <w:pPr>
-        <w:pStyle w:val="a3"/>
-        <w:numPr>
-          <w:ilvl w:val="0"/>
-          <w:numId w:val="4"/>
-        </w:numPr>
-        <w:ind w:leftChars="0"/>
-        <w:rPr>
-          <w:b/>
-        </w:rPr>
-      </w:pPr>
-      <w:r>
-        <w:rPr>
-          <w:rFonts w:hint="eastAsia"/>
-          <w:b/>
-        </w:rPr>
-        <w:t>N</w:t>
-      </w:r>
-      <w:r>
-        <w:rPr>
-          <w:b/>
-        </w:rPr>
-        <w:t xml:space="preserve">PC AI </w:t>
-      </w:r>
-      <w:r>
-        <w:rPr>
-          <w:rFonts w:hint="eastAsia"/>
-          <w:b/>
-        </w:rPr>
-        <w:t>시뮬레이터 전술-포위 구현</w:t>
-      </w:r>
-    </w:p>
-    <w:p>
-      <w:pPr>
-        <w:pStyle w:val="a3"/>
-        <w:numPr>
-          <w:ilvl w:val="1"/>
-          <w:numId w:val="4"/>
-        </w:numPr>
-        <w:ind w:leftChars="0"/>
-      </w:pPr>
-      <w:r>
-        <w:rPr>
-          <w:rFonts w:hint="eastAsia"/>
-        </w:rPr>
-        <w:t>시뮬레이션</w:t>
-      </w:r>
-      <w:r>
-        <w:t xml:space="preserve"> 시작 시 중간보스의 명령에 따라 각 Squad가 지정된 대형을</w:t>
-      </w:r>
-      <w:r>
-        <w:br/>
-      </w:r>
-      <w:r>
-        <w:t>형성하도록 구현하였다.</w:t>
-      </w:r>
-    </w:p>
-    <w:p>
-      <w:pPr>
-        <w:pStyle w:val="a3"/>
-        <w:numPr>
-          <w:ilvl w:val="1"/>
-          <w:numId w:val="4"/>
-        </w:numPr>
-        <w:ind w:leftChars="0"/>
-      </w:pPr>
-      <w:r>
-        <w:rPr>
-          <w:rFonts w:hint="eastAsia"/>
-        </w:rPr>
-        <w:t>모든</w:t>
-      </w:r>
-      <w:r>
-        <w:t xml:space="preserve"> Squad가 대형을 완료하면 중간보스가 플레이어에 대한 Chase 명령을 내리고, Squad 단위로 플레이어를 추격 및 공격하도록 구현하였다</w:t>
-      </w:r>
-      <w:r>
-        <w:rPr>
-          <w:rFonts w:hint="eastAsia"/>
-        </w:rPr>
-        <w:t>.</w:t>
-      </w:r>
-    </w:p>
-    <w:p>
-      <w:pPr>
-        <w:pStyle w:val="a3"/>
-        <w:numPr>
-          <w:ilvl w:val="1"/>
-          <w:numId w:val="4"/>
-        </w:numPr>
-        <w:ind w:leftChars="0"/>
-      </w:pPr>
-      <w:r>
-        <w:rPr>
-          <w:rFonts w:hint="eastAsia"/>
-        </w:rPr>
-        <w:t>중간보스의</w:t>
-      </w:r>
-      <w:r>
-        <w:t xml:space="preserve"> HP가 70% 미만이 되거나 특정 Squad의 생존 인원이 80% 이하로 감소할 경우, 전술 행동이 활성화되도록 구현하였다</w:t>
-      </w:r>
-      <w:r>
-        <w:rPr>
-          <w:rFonts w:hint="eastAsia"/>
-        </w:rPr>
-        <w:t>.</w:t>
+        <w:br w:type="page"/>
       </w:r>
     </w:p>
     <w:tbl>
@@ -2932,15 +3163,8 @@
               </w:rPr>
               <w:t xml:space="preserve">우상훈: </w:t>
             </w:r>
-            <w:r>
-              <w:rPr>
-                <w:rFonts w:hint="eastAsia"/>
-                <w:b/>
-                <w:bCs/>
-                <w:szCs w:val="20"/>
-              </w:rPr>
-              <w:t>나머지 전술 구현</w:t>
-            </w:r>
+            <w:bookmarkStart w:id="0" w:name="_GoBack"/>
+            <w:bookmarkEnd w:id="0"/>
           </w:p>
           <w:p>
             <w:pPr>
@@ -2950,6 +3174,7 @@
                 <w:szCs w:val="20"/>
               </w:rPr>
             </w:pPr>
+            <w:proofErr w:type="spellStart"/>
             <w:r>
               <w:rPr>
                 <w:rFonts w:hint="eastAsia"/>
@@ -2957,8 +3182,9 @@
                 <w:bCs/>
                 <w:szCs w:val="20"/>
               </w:rPr>
-              <w:t xml:space="preserve">장명운: </w:t>
-            </w:r>
+              <w:t>장명운</w:t>
+            </w:r>
+            <w:proofErr w:type="spellEnd"/>
             <w:r>
               <w:rPr>
                 <w:rFonts w:hint="eastAsia"/>
@@ -2966,7 +3192,36 @@
                 <w:bCs/>
                 <w:szCs w:val="20"/>
               </w:rPr>
-              <w:t>스킬 추가 구현 및 몬스터 패턴 구현, 레벨 디자인, 네비메시 추출</w:t>
+              <w:t xml:space="preserve">: </w:t>
+            </w:r>
+            <w:r>
+              <w:rPr>
+                <w:rFonts w:hint="eastAsia"/>
+                <w:b/>
+                <w:bCs/>
+                <w:szCs w:val="20"/>
+              </w:rPr>
+              <w:t xml:space="preserve">스킬 추가 구현 및 몬스터 패턴 구현, 레벨 디자인, </w:t>
+            </w:r>
+            <w:proofErr w:type="spellStart"/>
+            <w:r>
+              <w:rPr>
+                <w:rFonts w:hint="eastAsia"/>
+                <w:b/>
+                <w:bCs/>
+                <w:szCs w:val="20"/>
+              </w:rPr>
+              <w:t>네비메시</w:t>
+            </w:r>
+            <w:proofErr w:type="spellEnd"/>
+            <w:r>
+              <w:rPr>
+                <w:rFonts w:hint="eastAsia"/>
+                <w:b/>
+                <w:bCs/>
+                <w:szCs w:val="20"/>
+              </w:rPr>
+              <w:t xml:space="preserve"> 추출</w:t>
             </w:r>
             <w:r>
               <w:rPr>
@@ -3067,7 +3322,7 @@
 </file>
 
 <file path=word/endnotes.xml><?xml version="1.0" encoding="utf-8"?>
-<w:endnotes xmlns:wpc="http://schemas.microsoft.com/office/word/2010/wordprocessingCanvas" xmlns:cx="http://schemas.microsoft.com/office/drawing/2014/chartex" xmlns:cx1="http://schemas.microsoft.com/office/drawing/2015/9/8/chartex" xmlns:cx2="http://schemas.microsoft.com/office/drawing/2015/10/21/chartex" xmlns:cx3="http://schemas.microsoft.com/office/drawing/2016/5/9/chartex" xmlns:cx4="http://schemas.microsoft.com/office/drawing/2016/5/10/chartex" xmlns:cx5="http://schemas.microsoft.com/office/drawing/2016/5/11/chartex" xmlns:cx6="http://schemas.microsoft.com/office/drawing/2016/5/12/chartex" xmlns:cx7="http://schemas.microsoft.com/office/drawing/2016/5/13/chartex" xmlns:cx8="http://schemas.microsoft.com/office/drawing/2016/5/14/chartex" xmlns:mc="http://schemas.openxmlformats.org/markup-compatibility/2006" xmlns:aink="http://schemas.microsoft.com/office/drawing/2016/ink" xmlns:am3d="http://schemas.microsoft.com/office/drawing/2017/model3d" xmlns:o="urn:schemas-microsoft-com:office:office" xmlns:oel="http://schemas.microsoft.com/office/2019/extlst" xmlns:r="http://schemas.openxmlformats.org/officeDocument/2006/relationships" xmlns:m="http://schemas.openxmlformats.org/officeDocument/2006/math" xmlns:v="urn:schemas-microsoft-com:vml" xmlns:wp14="http://schemas.microsoft.com/office/word/2010/wordprocessingDrawing" xmlns:wp="http://schemas.openxmlformats.org/drawingml/2006/wordprocessingDrawing" xmlns:w10="urn:schemas-microsoft-com:office:word" xmlns:w="http://schemas.openxmlformats.org/wordprocessingml/2006/main" xmlns:w14="http://schemas.microsoft.com/office/word/2010/wordml" xmlns:w15="http://schemas.microsoft.com/office/word/2012/wordml" xmlns:w16cex="http://schemas.microsoft.com/office/word/2018/wordml/cex" xmlns:w16cid="http://schemas.microsoft.com/office/word/2016/wordml/cid" xmlns:w16="http://schemas.microsoft.com/office/word/2018/wordml" xmlns:w16du="http://schemas.microsoft.com/office/word/2023/wordml/word16du" xmlns:w16sdtdh="http://schemas.microsoft.com/office/word/2020/wordml/sdtdatahash" xmlns:w16sdtfl="http://schemas.microsoft.com/office/word/2024/wordml/sdtformatlock" xmlns:w16se="http://schemas.microsoft.com/office/word/2015/wordml/symex" xmlns:wpg="http://schemas.microsoft.com/office/word/2010/wordprocessingGroup" xmlns:wpi="http://schemas.microsoft.com/office/word/2010/wordprocessingInk" xmlns:wne="http://schemas.microsoft.com/office/word/2006/wordml" xmlns:wps="http://schemas.microsoft.com/office/word/2010/wordprocessingShape" mc:Ignorable="w14 w15 w16se w16cid w16 w16cex w16sdtdh w16sdtfl w16du wp14">
+<w:endnotes xmlns:wpc="http://schemas.microsoft.com/office/word/2010/wordprocessingCanvas" xmlns:cx="http://schemas.microsoft.com/office/drawing/2014/chartex" xmlns:cx1="http://schemas.microsoft.com/office/drawing/2015/9/8/chartex" xmlns:cx2="http://schemas.microsoft.com/office/drawing/2015/10/21/chartex" xmlns:cx3="http://schemas.microsoft.com/office/drawing/2016/5/9/chartex" xmlns:cx4="http://schemas.microsoft.com/office/drawing/2016/5/10/chartex" xmlns:cx5="http://schemas.microsoft.com/office/drawing/2016/5/11/chartex" xmlns:cx6="http://schemas.microsoft.com/office/drawing/2016/5/12/chartex" xmlns:cx7="http://schemas.microsoft.com/office/drawing/2016/5/13/chartex" xmlns:cx8="http://schemas.microsoft.com/office/drawing/2016/5/14/chartex" xmlns:mc="http://schemas.openxmlformats.org/markup-compatibility/2006" xmlns:aink="http://schemas.microsoft.com/office/drawing/2016/ink" xmlns:am3d="http://schemas.microsoft.com/office/drawing/2017/model3d" xmlns:o="urn:schemas-microsoft-com:office:office" xmlns:r="http://schemas.openxmlformats.org/officeDocument/2006/relationships" xmlns:m="http://schemas.openxmlformats.org/officeDocument/2006/math" xmlns:v="urn:schemas-microsoft-com:vml" xmlns:wp14="http://schemas.microsoft.com/office/word/2010/wordprocessingDrawing" xmlns:wp="http://schemas.openxmlformats.org/drawingml/2006/wordprocessingDrawing" xmlns:w10="urn:schemas-microsoft-com:office:word" xmlns:w="http://schemas.openxmlformats.org/wordprocessingml/2006/main" xmlns:w14="http://schemas.microsoft.com/office/word/2010/wordml" xmlns:w15="http://schemas.microsoft.com/office/word/2012/wordml" xmlns:w16cid="http://schemas.microsoft.com/office/word/2016/wordml/cid" xmlns:w16se="http://schemas.microsoft.com/office/word/2015/wordml/symex" xmlns:wpg="http://schemas.microsoft.com/office/word/2010/wordprocessingGroup" xmlns:wpi="http://schemas.microsoft.com/office/word/2010/wordprocessingInk" xmlns:wne="http://schemas.microsoft.com/office/word/2006/wordml" xmlns:wps="http://schemas.microsoft.com/office/word/2010/wordprocessingShape" mc:Ignorable="w14 w15 w16se w16cid wp14">
   <w:endnote w:type="separator" w:id="-1">
     <w:p>
       <w:pPr>
@@ -3092,7 +3347,7 @@
 </file>
 
 <file path=word/footnotes.xml><?xml version="1.0" encoding="utf-8"?>
-<w:footnotes xmlns:wpc="http://schemas.microsoft.com/office/word/2010/wordprocessingCanvas" xmlns:cx="http://schemas.microsoft.com/office/drawing/2014/chartex" xmlns:cx1="http://schemas.microsoft.com/office/drawing/2015/9/8/chartex" xmlns:cx2="http://schemas.microsoft.com/office/drawing/2015/10/21/chartex" xmlns:cx3="http://schemas.microsoft.com/office/drawing/2016/5/9/chartex" xmlns:cx4="http://schemas.microsoft.com/office/drawing/2016/5/10/chartex" xmlns:cx5="http://schemas.microsoft.com/office/drawing/2016/5/11/chartex" xmlns:cx6="http://schemas.microsoft.com/office/drawing/2016/5/12/chartex" xmlns:cx7="http://schemas.microsoft.com/office/drawing/2016/5/13/chartex" xmlns:cx8="http://schemas.microsoft.com/office/drawing/2016/5/14/chartex" xmlns:mc="http://schemas.openxmlformats.org/markup-compatibility/2006" xmlns:aink="http://schemas.microsoft.com/office/drawing/2016/ink" xmlns:am3d="http://schemas.microsoft.com/office/drawing/2017/model3d" xmlns:o="urn:schemas-microsoft-com:office:office" xmlns:oel="http://schemas.microsoft.com/office/2019/extlst" xmlns:r="http://schemas.openxmlformats.org/officeDocument/2006/relationships" xmlns:m="http://schemas.openxmlformats.org/officeDocument/2006/math" xmlns:v="urn:schemas-microsoft-com:vml" xmlns:wp14="http://schemas.microsoft.com/office/word/2010/wordprocessingDrawing" xmlns:wp="http://schemas.openxmlformats.org/drawingml/2006/wordprocessingDrawing" xmlns:w10="urn:schemas-microsoft-com:office:word" xmlns:w="http://schemas.openxmlformats.org/wordprocessingml/2006/main" xmlns:w14="http://schemas.microsoft.com/office/word/2010/wordml" xmlns:w15="http://schemas.microsoft.com/office/word/2012/wordml" xmlns:w16cex="http://schemas.microsoft.com/office/word/2018/wordml/cex" xmlns:w16cid="http://schemas.microsoft.com/office/word/2016/wordml/cid" xmlns:w16="http://schemas.microsoft.com/office/word/2018/wordml" xmlns:w16du="http://schemas.microsoft.com/office/word/2023/wordml/word16du" xmlns:w16sdtdh="http://schemas.microsoft.com/office/word/2020/wordml/sdtdatahash" xmlns:w16sdtfl="http://schemas.microsoft.com/office/word/2024/wordml/sdtformatlock" xmlns:w16se="http://schemas.microsoft.com/office/word/2015/wordml/symex" xmlns:wpg="http://schemas.microsoft.com/office/word/2010/wordprocessingGroup" xmlns:wpi="http://schemas.microsoft.com/office/word/2010/wordprocessingInk" xmlns:wne="http://schemas.microsoft.com/office/word/2006/wordml" xmlns:wps="http://schemas.microsoft.com/office/word/2010/wordprocessingShape" mc:Ignorable="w14 w15 w16se w16cid w16 w16cex w16sdtdh w16sdtfl w16du wp14">
+<w:footnotes xmlns:wpc="http://schemas.microsoft.com/office/word/2010/wordprocessingCanvas" xmlns:cx="http://schemas.microsoft.com/office/drawing/2014/chartex" xmlns:cx1="http://schemas.microsoft.com/office/drawing/2015/9/8/chartex" xmlns:cx2="http://schemas.microsoft.com/office/drawing/2015/10/21/chartex" xmlns:cx3="http://schemas.microsoft.com/office/drawing/2016/5/9/chartex" xmlns:cx4="http://schemas.microsoft.com/office/drawing/2016/5/10/chartex" xmlns:cx5="http://schemas.microsoft.com/office/drawing/2016/5/11/chartex" xmlns:cx6="http://schemas.microsoft.com/office/drawing/2016/5/12/chartex" xmlns:cx7="http://schemas.microsoft.com/office/drawing/2016/5/13/chartex" xmlns:cx8="http://schemas.microsoft.com/office/drawing/2016/5/14/chartex" xmlns:mc="http://schemas.openxmlformats.org/markup-compatibility/2006" xmlns:aink="http://schemas.microsoft.com/office/drawing/2016/ink" xmlns:am3d="http://schemas.microsoft.com/office/drawing/2017/model3d" xmlns:o="urn:schemas-microsoft-com:office:office" xmlns:r="http://schemas.openxmlformats.org/officeDocument/2006/relationships" xmlns:m="http://schemas.openxmlformats.org/officeDocument/2006/math" xmlns:v="urn:schemas-microsoft-com:vml" xmlns:wp14="http://schemas.microsoft.com/office/word/2010/wordprocessingDrawing" xmlns:wp="http://schemas.openxmlformats.org/drawingml/2006/wordprocessingDrawing" xmlns:w10="urn:schemas-microsoft-com:office:word" xmlns:w="http://schemas.openxmlformats.org/wordprocessingml/2006/main" xmlns:w14="http://schemas.microsoft.com/office/word/2010/wordml" xmlns:w15="http://schemas.microsoft.com/office/word/2012/wordml" xmlns:w16cid="http://schemas.microsoft.com/office/word/2016/wordml/cid" xmlns:w16se="http://schemas.microsoft.com/office/word/2015/wordml/symex" xmlns:wpg="http://schemas.microsoft.com/office/word/2010/wordprocessingGroup" xmlns:wpi="http://schemas.microsoft.com/office/word/2010/wordprocessingInk" xmlns:wne="http://schemas.microsoft.com/office/word/2006/wordml" xmlns:wps="http://schemas.microsoft.com/office/word/2010/wordprocessingShape" mc:Ignorable="w14 w15 w16se w16cid wp14">
   <w:footnote w:type="separator" w:id="-1">
     <w:p>
       <w:pPr>
@@ -3117,7 +3372,7 @@
 </file>
 
 <file path=word/numbering.xml><?xml version="1.0" encoding="utf-8"?>
-<w:numbering xmlns:wpc="http://schemas.microsoft.com/office/word/2010/wordprocessingCanvas" xmlns:cx="http://schemas.microsoft.com/office/drawing/2014/chartex" xmlns:cx1="http://schemas.microsoft.com/office/drawing/2015/9/8/chartex" xmlns:cx2="http://schemas.microsoft.com/office/drawing/2015/10/21/chartex" xmlns:cx3="http://schemas.microsoft.com/office/drawing/2016/5/9/chartex" xmlns:cx4="http://schemas.microsoft.com/office/drawing/2016/5/10/chartex" xmlns:cx5="http://schemas.microsoft.com/office/drawing/2016/5/11/chartex" xmlns:cx6="http://schemas.microsoft.com/office/drawing/2016/5/12/chartex" xmlns:cx7="http://schemas.microsoft.com/office/drawing/2016/5/13/chartex" xmlns:cx8="http://schemas.microsoft.com/office/drawing/2016/5/14/chartex" xmlns:mc="http://schemas.openxmlformats.org/markup-compatibility/2006" xmlns:aink="http://schemas.microsoft.com/office/drawing/2016/ink" xmlns:am3d="http://schemas.microsoft.com/office/drawing/2017/model3d" xmlns:o="urn:schemas-microsoft-com:office:office" xmlns:oel="http://schemas.microsoft.com/office/2019/extlst" xmlns:r="http://schemas.openxmlformats.org/officeDocument/2006/relationships" xmlns:m="http://schemas.openxmlformats.org/officeDocument/2006/math" xmlns:v="urn:schemas-microsoft-com:vml" xmlns:wp14="http://schemas.microsoft.com/office/word/2010/wordprocessingDrawing" xmlns:wp="http://schemas.openxmlformats.org/drawingml/2006/wordprocessingDrawing" xmlns:w10="urn:schemas-microsoft-com:office:word" xmlns:w="http://schemas.openxmlformats.org/wordprocessingml/2006/main" xmlns:w14="http://schemas.microsoft.com/office/word/2010/wordml" xmlns:w15="http://schemas.microsoft.com/office/word/2012/wordml" xmlns:w16cex="http://schemas.microsoft.com/office/word/2018/wordml/cex" xmlns:w16cid="http://schemas.microsoft.com/office/word/2016/wordml/cid" xmlns:w16="http://schemas.microsoft.com/office/word/2018/wordml" xmlns:w16du="http://schemas.microsoft.com/office/word/2023/wordml/word16du" xmlns:w16sdtdh="http://schemas.microsoft.com/office/word/2020/wordml/sdtdatahash" xmlns:w16sdtfl="http://schemas.microsoft.com/office/word/2024/wordml/sdtformatlock" xmlns:w16se="http://schemas.microsoft.com/office/word/2015/wordml/symex" xmlns:wpg="http://schemas.microsoft.com/office/word/2010/wordprocessingGroup" xmlns:wpi="http://schemas.microsoft.com/office/word/2010/wordprocessingInk" xmlns:wne="http://schemas.microsoft.com/office/word/2006/wordml" xmlns:wps="http://schemas.microsoft.com/office/word/2010/wordprocessingShape" mc:Ignorable="w14 w15 w16se w16cid w16 w16cex w16sdtdh w16sdtfl w16du wp14">
+<w:numbering xmlns:wpc="http://schemas.microsoft.com/office/word/2010/wordprocessingCanvas" xmlns:cx="http://schemas.microsoft.com/office/drawing/2014/chartex" xmlns:cx1="http://schemas.microsoft.com/office/drawing/2015/9/8/chartex" xmlns:cx2="http://schemas.microsoft.com/office/drawing/2015/10/21/chartex" xmlns:cx3="http://schemas.microsoft.com/office/drawing/2016/5/9/chartex" xmlns:cx4="http://schemas.microsoft.com/office/drawing/2016/5/10/chartex" xmlns:cx5="http://schemas.microsoft.com/office/drawing/2016/5/11/chartex" xmlns:cx6="http://schemas.microsoft.com/office/drawing/2016/5/12/chartex" xmlns:cx7="http://schemas.microsoft.com/office/drawing/2016/5/13/chartex" xmlns:cx8="http://schemas.microsoft.com/office/drawing/2016/5/14/chartex" xmlns:mc="http://schemas.openxmlformats.org/markup-compatibility/2006" xmlns:aink="http://schemas.microsoft.com/office/drawing/2016/ink" xmlns:am3d="http://schemas.microsoft.com/office/drawing/2017/model3d" xmlns:o="urn:schemas-microsoft-com:office:office" xmlns:r="http://schemas.openxmlformats.org/officeDocument/2006/relationships" xmlns:m="http://schemas.openxmlformats.org/officeDocument/2006/math" xmlns:v="urn:schemas-microsoft-com:vml" xmlns:wp14="http://schemas.microsoft.com/office/word/2010/wordprocessingDrawing" xmlns:wp="http://schemas.openxmlformats.org/drawingml/2006/wordprocessingDrawing" xmlns:w10="urn:schemas-microsoft-com:office:word" xmlns:w="http://schemas.openxmlformats.org/wordprocessingml/2006/main" xmlns:w14="http://schemas.microsoft.com/office/word/2010/wordml" xmlns:w15="http://schemas.microsoft.com/office/word/2012/wordml" xmlns:w16cid="http://schemas.microsoft.com/office/word/2016/wordml/cid" xmlns:w16se="http://schemas.microsoft.com/office/word/2015/wordml/symex" xmlns:wpg="http://schemas.microsoft.com/office/word/2010/wordprocessingGroup" xmlns:wpi="http://schemas.microsoft.com/office/word/2010/wordprocessingInk" xmlns:wne="http://schemas.microsoft.com/office/word/2006/wordml" xmlns:wps="http://schemas.microsoft.com/office/word/2010/wordprocessingShape" mc:Ignorable="w14 w15 w16se w16cid wp14">
   <w:abstractNum w:abstractNumId="0" w15:restartNumberingAfterBreak="0">
     <w:nsid w:val="FB7FFFD0"/>
     <w:multiLevelType w:val="hybridMultilevel"/>
@@ -3612,26 +3867,26 @@
       </w:pPr>
     </w:lvl>
   </w:abstractNum>
-  <w:num w:numId="1" w16cid:durableId="1154107863">
+  <w:num w:numId="1">
     <w:abstractNumId w:val="1"/>
   </w:num>
-  <w:num w:numId="2" w16cid:durableId="1036543306">
+  <w:num w:numId="2">
     <w:abstractNumId w:val="2"/>
   </w:num>
-  <w:num w:numId="3" w16cid:durableId="8801478">
+  <w:num w:numId="3">
     <w:abstractNumId w:val="0"/>
   </w:num>
-  <w:num w:numId="4" w16cid:durableId="1688870394">
+  <w:num w:numId="4">
     <w:abstractNumId w:val="3"/>
   </w:num>
-  <w:num w:numId="5" w16cid:durableId="254019201">
+  <w:num w:numId="5">
     <w:abstractNumId w:val="4"/>
   </w:num>
 </w:numbering>
 </file>
 
 <file path=word/styles.xml><?xml version="1.0" encoding="utf-8"?>
-<w:styles xmlns:mc="http://schemas.openxmlformats.org/markup-compatibility/2006" xmlns:r="http://schemas.openxmlformats.org/officeDocument/2006/relationships" xmlns:w="http://schemas.openxmlformats.org/wordprocessingml/2006/main" xmlns:w14="http://schemas.microsoft.com/office/word/2010/wordml" xmlns:w15="http://schemas.microsoft.com/office/word/2012/wordml" xmlns:w16cex="http://schemas.microsoft.com/office/word/2018/wordml/cex" xmlns:w16cid="http://schemas.microsoft.com/office/word/2016/wordml/cid" xmlns:w16="http://schemas.microsoft.com/office/word/2018/wordml" xmlns:w16du="http://schemas.microsoft.com/office/word/2023/wordml/word16du" xmlns:w16sdtdh="http://schemas.microsoft.com/office/word/2020/wordml/sdtdatahash" xmlns:w16sdtfl="http://schemas.microsoft.com/office/word/2024/wordml/sdtformatlock" xmlns:w16se="http://schemas.microsoft.com/office/word/2015/wordml/symex" mc:Ignorable="w14 w15 w16se w16cid w16 w16cex w16sdtdh w16sdtfl w16du">
+<w:styles xmlns:mc="http://schemas.openxmlformats.org/markup-compatibility/2006" xmlns:r="http://schemas.openxmlformats.org/officeDocument/2006/relationships" xmlns:w="http://schemas.openxmlformats.org/wordprocessingml/2006/main" xmlns:w14="http://schemas.microsoft.com/office/word/2010/wordml" xmlns:w15="http://schemas.microsoft.com/office/word/2012/wordml" xmlns:w16cid="http://schemas.microsoft.com/office/word/2016/wordml/cid" xmlns:w16se="http://schemas.microsoft.com/office/word/2015/wordml/symex" mc:Ignorable="w14 w15 w16se w16cid">
   <w:docDefaults>
     <w:rPrDefault>
       <w:rPr>
@@ -3648,7 +3903,7 @@
       </w:pPr>
     </w:pPrDefault>
   </w:docDefaults>
-  <w:latentStyles w:defLockedState="0" w:defUIPriority="0" w:defSemiHidden="0" w:defUnhideWhenUsed="0" w:defQFormat="0" w:count="376">
+  <w:latentStyles w:defLockedState="0" w:defUIPriority="0" w:defSemiHidden="0" w:defUnhideWhenUsed="0" w:defQFormat="0" w:count="375">
     <w:lsdException w:name="Normal" w:qFormat="1"/>
     <w:lsdException w:name="heading 1" w:uiPriority="9" w:qFormat="1"/>
     <w:lsdException w:name="heading 2" w:semiHidden="1" w:uiPriority="9" w:unhideWhenUsed="1" w:qFormat="1"/>
@@ -3920,7 +4175,6 @@
     <w:lsdException w:name="Smart Hyperlink" w:semiHidden="1" w:unhideWhenUsed="1"/>
     <w:lsdException w:name="Hashtag" w:semiHidden="1" w:unhideWhenUsed="1"/>
     <w:lsdException w:name="Unresolved Mention" w:semiHidden="1" w:unhideWhenUsed="1"/>
-    <w:lsdException w:name="Smart Link" w:semiHidden="1" w:uiPriority="99" w:unhideWhenUsed="1"/>
   </w:latentStyles>
   <w:style w:type="paragraph" w:default="1" w:styleId="a">
     <w:name w:val="Normal"/>
